--- a/Knowledge/3-Work knowledge/1-Software Engineering/2-Testing/5-My Source/1-ISTQB Foundation Level/4-Test Activities and Test Roles.docx
+++ b/Knowledge/3-Work knowledge/1-Software Engineering/2-Testing/5-My Source/1-ISTQB Foundation Level/4-Test Activities and Test Roles.docx
@@ -28,51 +28,77 @@
       </w:pPr>
       <w:r>
         <w:rPr>
-          <w:b/>
-          <w:shd w:val="clear" w:color="auto" w:fill="B7B7B7"/>
-        </w:rPr>
-        <w:t># Source</w:t>
-      </w:r>
-      <w:r>
-        <w:rPr>
-          <w:shd w:val="clear" w:color="auto" w:fill="B7B7B7"/>
-        </w:rPr>
-        <w:t xml:space="preserve">: </w:t>
-      </w:r>
-      <w:r>
-        <w:rPr>
-          <w:b/>
-          <w:shd w:val="clear" w:color="auto" w:fill="B7B7B7"/>
-        </w:rPr>
-        <w:t xml:space="preserve">Chatgpt </w:t>
-      </w:r>
-      <w:r>
-        <w:rPr>
-          <w:b/>
-          <w:sz w:val="14"/>
-          <w:szCs w:val="14"/>
-          <w:shd w:val="clear" w:color="auto" w:fill="B7B7B7"/>
-        </w:rPr>
-        <w:t>(GPT</w:t>
-      </w:r>
-      <w:r>
-        <w:rPr>
-          <w:rFonts w:ascii="Cambria Math" w:hAnsi="Cambria Math" w:cs="Cambria Math"/>
-          <w:b/>
-          <w:sz w:val="14"/>
-          <w:szCs w:val="14"/>
-          <w:shd w:val="clear" w:color="auto" w:fill="B7B7B7"/>
+          <w:rFonts w:ascii="Arial" w:eastAsia="Arial" w:hAnsi="Arial" w:cs="Arial"/>
+          <w:b/>
+          <w:color w:val="000000"/>
+          <w:sz w:val="18"/>
+          <w:highlight w:val="lightGray"/>
+        </w:rPr>
+        <w:t># Source: AI Source: Provided by: [Data Path</w:t>
+      </w:r>
+      <w:r>
+        <w:rPr>
+          <w:rFonts w:ascii="Arial" w:eastAsia="Arial" w:hAnsi="Arial" w:cs="Arial"/>
+          <w:color w:val="000000"/>
+          <w:sz w:val="18"/>
+          <w:highlight w:val="lightGray"/>
+        </w:rPr>
+        <w:t xml:space="preserve">: Persons Table -&gt; ID Column: 1, Name_En Column: Motasem Essam] -&gt; </w:t>
+      </w:r>
+      <w:r>
+        <w:rPr>
+          <w:rFonts w:ascii="Arial" w:eastAsia="Arial" w:hAnsi="Arial" w:cs="Arial"/>
+          <w:b/>
+          <w:color w:val="000000"/>
+          <w:sz w:val="18"/>
+          <w:highlight w:val="lightGray"/>
+        </w:rPr>
+        <w:t>From:</w:t>
+      </w:r>
+      <w:r>
+        <w:rPr>
+          <w:rFonts w:ascii="Arial" w:eastAsia="Arial" w:hAnsi="Arial" w:cs="Arial"/>
+          <w:color w:val="000000"/>
+          <w:sz w:val="18"/>
+          <w:highlight w:val="lightGray"/>
+        </w:rPr>
+        <w:t xml:space="preserve"> [Chatgpt (GPT</w:t>
+      </w:r>
+      <w:r>
+        <w:rPr>
+          <w:rFonts w:ascii="Arial" w:eastAsia="Arial" w:hAnsi="Arial" w:cs="Cambria Math"/>
+          <w:color w:val="000000"/>
+          <w:sz w:val="18"/>
+          <w:highlight w:val="lightGray"/>
         </w:rPr>
         <w:t>‑</w:t>
       </w:r>
       <w:r>
         <w:rPr>
-          <w:b/>
-          <w:sz w:val="14"/>
-          <w:szCs w:val="14"/>
-          <w:shd w:val="clear" w:color="auto" w:fill="B7B7B7"/>
-        </w:rPr>
-        <w:t>5 Mini) at [8/12/2025]</w:t>
+          <w:rFonts w:ascii="Arial" w:eastAsia="Arial" w:hAnsi="Arial" w:cs="Arial"/>
+          <w:color w:val="000000"/>
+          <w:sz w:val="18"/>
+          <w:highlight w:val="lightGray"/>
+        </w:rPr>
+        <w:t xml:space="preserve">5 Mini)] </w:t>
+      </w:r>
+      <w:r>
+        <w:rPr>
+          <w:rFonts w:ascii="Arial" w:eastAsia="Arial" w:hAnsi="Arial" w:cs="Arial"/>
+          <w:b/>
+          <w:color w:val="000000"/>
+          <w:sz w:val="18"/>
+          <w:highlight w:val="lightGray"/>
+        </w:rPr>
+        <w:t>on</w:t>
+      </w:r>
+      <w:r>
+        <w:rPr>
+          <w:rFonts w:ascii="Arial" w:eastAsia="Arial" w:hAnsi="Arial"/>
+          <w:sz w:val="18"/>
+          <w:highlight w:val="lightGray"/>
+        </w:rPr>
+        <w:t xml:space="preserve"> [8/12/2025]</w:t>
       </w:r>
     </w:p>
     <w:p>
@@ -151,7 +177,7 @@
     </w:p>
     <w:p>
       <w:r>
-        <w:pict w14:anchorId="5F0CC273">
+        <w:pict w14:anchorId="6CC541AC">
           <v:rect id="_x0000_i1025" style="width:0;height:1.5pt" o:hralign="center" o:hrstd="t" o:hr="t" fillcolor="#a0a0a0" stroked="f"/>
         </w:pict>
       </w:r>
@@ -195,51 +221,77 @@
       </w:pPr>
       <w:r>
         <w:rPr>
-          <w:b/>
-          <w:shd w:val="clear" w:color="auto" w:fill="B7B7B7"/>
-        </w:rPr>
-        <w:t># Source</w:t>
-      </w:r>
-      <w:r>
-        <w:rPr>
-          <w:shd w:val="clear" w:color="auto" w:fill="B7B7B7"/>
-        </w:rPr>
-        <w:t xml:space="preserve">: </w:t>
-      </w:r>
-      <w:r>
-        <w:rPr>
-          <w:b/>
-          <w:shd w:val="clear" w:color="auto" w:fill="B7B7B7"/>
-        </w:rPr>
-        <w:t xml:space="preserve">Chatgpt </w:t>
-      </w:r>
-      <w:r>
-        <w:rPr>
-          <w:b/>
-          <w:sz w:val="14"/>
-          <w:szCs w:val="14"/>
-          <w:shd w:val="clear" w:color="auto" w:fill="B7B7B7"/>
-        </w:rPr>
-        <w:t>(GPT</w:t>
-      </w:r>
-      <w:r>
-        <w:rPr>
-          <w:rFonts w:ascii="Cambria Math" w:hAnsi="Cambria Math" w:cs="Cambria Math"/>
-          <w:b/>
-          <w:sz w:val="14"/>
-          <w:szCs w:val="14"/>
-          <w:shd w:val="clear" w:color="auto" w:fill="B7B7B7"/>
+          <w:rFonts w:ascii="Arial" w:eastAsia="Arial" w:hAnsi="Arial" w:cs="Arial"/>
+          <w:b/>
+          <w:color w:val="000000"/>
+          <w:sz w:val="18"/>
+          <w:highlight w:val="lightGray"/>
+        </w:rPr>
+        <w:t># Source: AI Source: Provided by: [Data Path</w:t>
+      </w:r>
+      <w:r>
+        <w:rPr>
+          <w:rFonts w:ascii="Arial" w:eastAsia="Arial" w:hAnsi="Arial" w:cs="Arial"/>
+          <w:color w:val="000000"/>
+          <w:sz w:val="18"/>
+          <w:highlight w:val="lightGray"/>
+        </w:rPr>
+        <w:t xml:space="preserve">: Persons Table -&gt; ID Column: 1, Name_En Column: Motasem Essam] -&gt; </w:t>
+      </w:r>
+      <w:r>
+        <w:rPr>
+          <w:rFonts w:ascii="Arial" w:eastAsia="Arial" w:hAnsi="Arial" w:cs="Arial"/>
+          <w:b/>
+          <w:color w:val="000000"/>
+          <w:sz w:val="18"/>
+          <w:highlight w:val="lightGray"/>
+        </w:rPr>
+        <w:t>From:</w:t>
+      </w:r>
+      <w:r>
+        <w:rPr>
+          <w:rFonts w:ascii="Arial" w:eastAsia="Arial" w:hAnsi="Arial" w:cs="Arial"/>
+          <w:color w:val="000000"/>
+          <w:sz w:val="18"/>
+          <w:highlight w:val="lightGray"/>
+        </w:rPr>
+        <w:t xml:space="preserve"> [Chatgpt (GPT</w:t>
+      </w:r>
+      <w:r>
+        <w:rPr>
+          <w:rFonts w:ascii="Arial" w:eastAsia="Arial" w:hAnsi="Arial" w:cs="Cambria Math"/>
+          <w:color w:val="000000"/>
+          <w:sz w:val="18"/>
+          <w:highlight w:val="lightGray"/>
         </w:rPr>
         <w:t>‑</w:t>
       </w:r>
       <w:r>
         <w:rPr>
-          <w:b/>
-          <w:sz w:val="14"/>
-          <w:szCs w:val="14"/>
-          <w:shd w:val="clear" w:color="auto" w:fill="B7B7B7"/>
-        </w:rPr>
-        <w:t>5 Mini) at [8/12/2025]</w:t>
+          <w:rFonts w:ascii="Arial" w:eastAsia="Arial" w:hAnsi="Arial" w:cs="Arial"/>
+          <w:color w:val="000000"/>
+          <w:sz w:val="18"/>
+          <w:highlight w:val="lightGray"/>
+        </w:rPr>
+        <w:t xml:space="preserve">5 Mini)] </w:t>
+      </w:r>
+      <w:r>
+        <w:rPr>
+          <w:rFonts w:ascii="Arial" w:eastAsia="Arial" w:hAnsi="Arial" w:cs="Arial"/>
+          <w:b/>
+          <w:color w:val="000000"/>
+          <w:sz w:val="18"/>
+          <w:highlight w:val="lightGray"/>
+        </w:rPr>
+        <w:t>on</w:t>
+      </w:r>
+      <w:r>
+        <w:rPr>
+          <w:rFonts w:ascii="Arial" w:eastAsia="Arial" w:hAnsi="Arial"/>
+          <w:sz w:val="18"/>
+          <w:highlight w:val="lightGray"/>
+        </w:rPr>
+        <w:t xml:space="preserve"> [8/12/2025]</w:t>
       </w:r>
     </w:p>
     <w:p>
@@ -248,7 +300,7 @@
           <w:ilvl w:val="0"/>
           <w:numId w:val="3"/>
         </w:numPr>
-        <w:spacing w:before="240"/>
+        <w:spacing w:before="240" w:after="0" w:line="276" w:lineRule="auto"/>
       </w:pPr>
       <w:r>
         <w:rPr>
@@ -308,7 +360,7 @@
           <w:ilvl w:val="0"/>
           <w:numId w:val="3"/>
         </w:numPr>
-        <w:spacing w:after="240"/>
+        <w:spacing w:after="240" w:line="276" w:lineRule="auto"/>
       </w:pPr>
       <w:r>
         <w:rPr>
@@ -358,7 +410,7 @@
     </w:p>
     <w:p>
       <w:r>
-        <w:pict w14:anchorId="078C8D5F">
+        <w:pict w14:anchorId="667564E2">
           <v:rect id="_x0000_i1026" style="width:0;height:1.5pt" o:hralign="center" o:hrstd="t" o:hr="t" fillcolor="#a0a0a0" stroked="f"/>
         </w:pict>
       </w:r>
@@ -379,51 +431,77 @@
       </w:pPr>
       <w:r>
         <w:rPr>
-          <w:b/>
-          <w:shd w:val="clear" w:color="auto" w:fill="B7B7B7"/>
-        </w:rPr>
-        <w:t># Source</w:t>
-      </w:r>
-      <w:r>
-        <w:rPr>
-          <w:shd w:val="clear" w:color="auto" w:fill="B7B7B7"/>
-        </w:rPr>
-        <w:t xml:space="preserve">: </w:t>
-      </w:r>
-      <w:r>
-        <w:rPr>
-          <w:b/>
-          <w:shd w:val="clear" w:color="auto" w:fill="B7B7B7"/>
-        </w:rPr>
-        <w:t xml:space="preserve">Chatgpt </w:t>
-      </w:r>
-      <w:r>
-        <w:rPr>
-          <w:b/>
-          <w:sz w:val="14"/>
-          <w:szCs w:val="14"/>
-          <w:shd w:val="clear" w:color="auto" w:fill="B7B7B7"/>
-        </w:rPr>
-        <w:t>(GPT</w:t>
-      </w:r>
-      <w:r>
-        <w:rPr>
-          <w:rFonts w:ascii="Cambria Math" w:hAnsi="Cambria Math" w:cs="Cambria Math"/>
-          <w:b/>
-          <w:sz w:val="14"/>
-          <w:szCs w:val="14"/>
-          <w:shd w:val="clear" w:color="auto" w:fill="B7B7B7"/>
+          <w:rFonts w:ascii="Arial" w:eastAsia="Arial" w:hAnsi="Arial" w:cs="Arial"/>
+          <w:b/>
+          <w:color w:val="000000"/>
+          <w:sz w:val="18"/>
+          <w:highlight w:val="lightGray"/>
+        </w:rPr>
+        <w:t># Source: AI Source: Provided by: [Data Path</w:t>
+      </w:r>
+      <w:r>
+        <w:rPr>
+          <w:rFonts w:ascii="Arial" w:eastAsia="Arial" w:hAnsi="Arial" w:cs="Arial"/>
+          <w:color w:val="000000"/>
+          <w:sz w:val="18"/>
+          <w:highlight w:val="lightGray"/>
+        </w:rPr>
+        <w:t xml:space="preserve">: Persons Table -&gt; ID Column: 1, Name_En Column: Motasem Essam] -&gt; </w:t>
+      </w:r>
+      <w:r>
+        <w:rPr>
+          <w:rFonts w:ascii="Arial" w:eastAsia="Arial" w:hAnsi="Arial" w:cs="Arial"/>
+          <w:b/>
+          <w:color w:val="000000"/>
+          <w:sz w:val="18"/>
+          <w:highlight w:val="lightGray"/>
+        </w:rPr>
+        <w:t>From:</w:t>
+      </w:r>
+      <w:r>
+        <w:rPr>
+          <w:rFonts w:ascii="Arial" w:eastAsia="Arial" w:hAnsi="Arial" w:cs="Arial"/>
+          <w:color w:val="000000"/>
+          <w:sz w:val="18"/>
+          <w:highlight w:val="lightGray"/>
+        </w:rPr>
+        <w:t xml:space="preserve"> [Chatgpt (GPT</w:t>
+      </w:r>
+      <w:r>
+        <w:rPr>
+          <w:rFonts w:ascii="Arial" w:eastAsia="Arial" w:hAnsi="Arial" w:cs="Cambria Math"/>
+          <w:color w:val="000000"/>
+          <w:sz w:val="18"/>
+          <w:highlight w:val="lightGray"/>
         </w:rPr>
         <w:t>‑</w:t>
       </w:r>
       <w:r>
         <w:rPr>
-          <w:b/>
-          <w:sz w:val="14"/>
-          <w:szCs w:val="14"/>
-          <w:shd w:val="clear" w:color="auto" w:fill="B7B7B7"/>
-        </w:rPr>
-        <w:t>5 Mini) at [8/12/2025]</w:t>
+          <w:rFonts w:ascii="Arial" w:eastAsia="Arial" w:hAnsi="Arial" w:cs="Arial"/>
+          <w:color w:val="000000"/>
+          <w:sz w:val="18"/>
+          <w:highlight w:val="lightGray"/>
+        </w:rPr>
+        <w:t xml:space="preserve">5 Mini)] </w:t>
+      </w:r>
+      <w:r>
+        <w:rPr>
+          <w:rFonts w:ascii="Arial" w:eastAsia="Arial" w:hAnsi="Arial" w:cs="Arial"/>
+          <w:b/>
+          <w:color w:val="000000"/>
+          <w:sz w:val="18"/>
+          <w:highlight w:val="lightGray"/>
+        </w:rPr>
+        <w:t>on</w:t>
+      </w:r>
+      <w:r>
+        <w:rPr>
+          <w:rFonts w:ascii="Arial" w:eastAsia="Arial" w:hAnsi="Arial"/>
+          <w:sz w:val="18"/>
+          <w:highlight w:val="lightGray"/>
+        </w:rPr>
+        <w:t xml:space="preserve"> [8/12/2025]</w:t>
       </w:r>
     </w:p>
     <w:p>
@@ -432,7 +510,7 @@
           <w:ilvl w:val="0"/>
           <w:numId w:val="12"/>
         </w:numPr>
-        <w:spacing w:before="240"/>
+        <w:spacing w:before="240" w:after="0" w:line="276" w:lineRule="auto"/>
       </w:pPr>
       <w:r>
         <w:rPr>
@@ -460,7 +538,7 @@
           <w:ilvl w:val="0"/>
           <w:numId w:val="12"/>
         </w:numPr>
-        <w:spacing w:after="240"/>
+        <w:spacing w:after="240" w:line="276" w:lineRule="auto"/>
       </w:pPr>
       <w:r>
         <w:rPr>
@@ -478,7 +556,7 @@
     </w:p>
     <w:p>
       <w:r>
-        <w:pict w14:anchorId="361835F3">
+        <w:pict w14:anchorId="40AC269E">
           <v:rect id="_x0000_i1027" style="width:0;height:1.5pt" o:hralign="center" o:hrstd="t" o:hr="t" fillcolor="#a0a0a0" stroked="f"/>
         </w:pict>
       </w:r>
@@ -501,51 +579,77 @@
       </w:pPr>
       <w:r>
         <w:rPr>
-          <w:b/>
-          <w:shd w:val="clear" w:color="auto" w:fill="B7B7B7"/>
-        </w:rPr>
-        <w:t># Source</w:t>
-      </w:r>
-      <w:r>
-        <w:rPr>
-          <w:shd w:val="clear" w:color="auto" w:fill="B7B7B7"/>
-        </w:rPr>
-        <w:t xml:space="preserve">: </w:t>
-      </w:r>
-      <w:r>
-        <w:rPr>
-          <w:b/>
-          <w:shd w:val="clear" w:color="auto" w:fill="B7B7B7"/>
-        </w:rPr>
-        <w:t xml:space="preserve">Chatgpt </w:t>
-      </w:r>
-      <w:r>
-        <w:rPr>
-          <w:b/>
-          <w:sz w:val="14"/>
-          <w:szCs w:val="14"/>
-          <w:shd w:val="clear" w:color="auto" w:fill="B7B7B7"/>
-        </w:rPr>
-        <w:t>(GPT</w:t>
-      </w:r>
-      <w:r>
-        <w:rPr>
-          <w:rFonts w:ascii="Cambria Math" w:hAnsi="Cambria Math" w:cs="Cambria Math"/>
-          <w:b/>
-          <w:sz w:val="14"/>
-          <w:szCs w:val="14"/>
-          <w:shd w:val="clear" w:color="auto" w:fill="B7B7B7"/>
+          <w:rFonts w:ascii="Arial" w:eastAsia="Arial" w:hAnsi="Arial" w:cs="Arial"/>
+          <w:b/>
+          <w:color w:val="000000"/>
+          <w:sz w:val="18"/>
+          <w:highlight w:val="lightGray"/>
+        </w:rPr>
+        <w:t># Source: AI Source: Provided by: [Data Path</w:t>
+      </w:r>
+      <w:r>
+        <w:rPr>
+          <w:rFonts w:ascii="Arial" w:eastAsia="Arial" w:hAnsi="Arial" w:cs="Arial"/>
+          <w:color w:val="000000"/>
+          <w:sz w:val="18"/>
+          <w:highlight w:val="lightGray"/>
+        </w:rPr>
+        <w:t xml:space="preserve">: Persons Table -&gt; ID Column: 1, Name_En Column: Motasem Essam] -&gt; </w:t>
+      </w:r>
+      <w:r>
+        <w:rPr>
+          <w:rFonts w:ascii="Arial" w:eastAsia="Arial" w:hAnsi="Arial" w:cs="Arial"/>
+          <w:b/>
+          <w:color w:val="000000"/>
+          <w:sz w:val="18"/>
+          <w:highlight w:val="lightGray"/>
+        </w:rPr>
+        <w:t>From:</w:t>
+      </w:r>
+      <w:r>
+        <w:rPr>
+          <w:rFonts w:ascii="Arial" w:eastAsia="Arial" w:hAnsi="Arial" w:cs="Arial"/>
+          <w:color w:val="000000"/>
+          <w:sz w:val="18"/>
+          <w:highlight w:val="lightGray"/>
+        </w:rPr>
+        <w:t xml:space="preserve"> [Chatgpt (GPT</w:t>
+      </w:r>
+      <w:r>
+        <w:rPr>
+          <w:rFonts w:ascii="Arial" w:eastAsia="Arial" w:hAnsi="Arial" w:cs="Cambria Math"/>
+          <w:color w:val="000000"/>
+          <w:sz w:val="18"/>
+          <w:highlight w:val="lightGray"/>
         </w:rPr>
         <w:t>‑</w:t>
       </w:r>
       <w:r>
         <w:rPr>
-          <w:b/>
-          <w:sz w:val="14"/>
-          <w:szCs w:val="14"/>
-          <w:shd w:val="clear" w:color="auto" w:fill="B7B7B7"/>
-        </w:rPr>
-        <w:t>5 Mini) at [8/12/2025]</w:t>
+          <w:rFonts w:ascii="Arial" w:eastAsia="Arial" w:hAnsi="Arial" w:cs="Arial"/>
+          <w:color w:val="000000"/>
+          <w:sz w:val="18"/>
+          <w:highlight w:val="lightGray"/>
+        </w:rPr>
+        <w:t xml:space="preserve">5 Mini)] </w:t>
+      </w:r>
+      <w:r>
+        <w:rPr>
+          <w:rFonts w:ascii="Arial" w:eastAsia="Arial" w:hAnsi="Arial" w:cs="Arial"/>
+          <w:b/>
+          <w:color w:val="000000"/>
+          <w:sz w:val="18"/>
+          <w:highlight w:val="lightGray"/>
+        </w:rPr>
+        <w:t>on</w:t>
+      </w:r>
+      <w:r>
+        <w:rPr>
+          <w:rFonts w:ascii="Arial" w:eastAsia="Arial" w:hAnsi="Arial"/>
+          <w:sz w:val="18"/>
+          <w:highlight w:val="lightGray"/>
+        </w:rPr>
+        <w:t xml:space="preserve"> [8/12/2025]</w:t>
       </w:r>
     </w:p>
     <w:p>
@@ -554,13 +658,12 @@
           <w:ilvl w:val="0"/>
           <w:numId w:val="13"/>
         </w:numPr>
-        <w:spacing w:before="240"/>
-      </w:pPr>
-      <w:r>
-        <w:rPr>
-          <w:rFonts w:ascii="Roboto Mono" w:eastAsia="Roboto Mono" w:hAnsi="Roboto Mono" w:cs="Roboto Mono"/>
-        </w:rPr>
-        <w:lastRenderedPageBreak/>
+        <w:spacing w:before="240" w:after="0" w:line="276" w:lineRule="auto"/>
+      </w:pPr>
+      <w:r>
+        <w:rPr>
+          <w:rFonts w:ascii="Roboto Mono" w:eastAsia="Roboto Mono" w:hAnsi="Roboto Mono" w:cs="Roboto Mono"/>
+        </w:rPr>
         <w:t xml:space="preserve">Review requirements, design, and other documents to find </w:t>
       </w:r>
       <w:r>
@@ -589,7 +692,7 @@
           <w:ilvl w:val="0"/>
           <w:numId w:val="13"/>
         </w:numPr>
-        <w:spacing w:after="240"/>
+        <w:spacing w:after="240" w:line="276" w:lineRule="auto"/>
         <w:rPr>
           <w:rFonts w:ascii="Roboto Mono" w:eastAsia="Roboto Mono" w:hAnsi="Roboto Mono" w:cs="Roboto Mono"/>
         </w:rPr>
@@ -617,7 +720,7 @@
     </w:p>
     <w:p>
       <w:r>
-        <w:pict w14:anchorId="59DA8D35">
+        <w:pict w14:anchorId="2752402F">
           <v:rect id="_x0000_i1028" style="width:0;height:1.5pt" o:hralign="center" o:hrstd="t" o:hr="t" fillcolor="#a0a0a0" stroked="f"/>
         </w:pict>
       </w:r>
@@ -640,51 +743,77 @@
       </w:pPr>
       <w:r>
         <w:rPr>
-          <w:b/>
-          <w:shd w:val="clear" w:color="auto" w:fill="B7B7B7"/>
-        </w:rPr>
-        <w:t># Source</w:t>
-      </w:r>
-      <w:r>
-        <w:rPr>
-          <w:shd w:val="clear" w:color="auto" w:fill="B7B7B7"/>
-        </w:rPr>
-        <w:t xml:space="preserve">: </w:t>
-      </w:r>
-      <w:r>
-        <w:rPr>
-          <w:b/>
-          <w:shd w:val="clear" w:color="auto" w:fill="B7B7B7"/>
-        </w:rPr>
-        <w:t xml:space="preserve">Chatgpt </w:t>
-      </w:r>
-      <w:r>
-        <w:rPr>
-          <w:b/>
-          <w:sz w:val="14"/>
-          <w:szCs w:val="14"/>
-          <w:shd w:val="clear" w:color="auto" w:fill="B7B7B7"/>
-        </w:rPr>
-        <w:t>(GPT</w:t>
-      </w:r>
-      <w:r>
-        <w:rPr>
-          <w:rFonts w:ascii="Cambria Math" w:hAnsi="Cambria Math" w:cs="Cambria Math"/>
-          <w:b/>
-          <w:sz w:val="14"/>
-          <w:szCs w:val="14"/>
-          <w:shd w:val="clear" w:color="auto" w:fill="B7B7B7"/>
+          <w:rFonts w:ascii="Arial" w:eastAsia="Arial" w:hAnsi="Arial" w:cs="Arial"/>
+          <w:b/>
+          <w:color w:val="000000"/>
+          <w:sz w:val="18"/>
+          <w:highlight w:val="lightGray"/>
+        </w:rPr>
+        <w:t># Source: AI Source: Provided by: [Data Path</w:t>
+      </w:r>
+      <w:r>
+        <w:rPr>
+          <w:rFonts w:ascii="Arial" w:eastAsia="Arial" w:hAnsi="Arial" w:cs="Arial"/>
+          <w:color w:val="000000"/>
+          <w:sz w:val="18"/>
+          <w:highlight w:val="lightGray"/>
+        </w:rPr>
+        <w:t xml:space="preserve">: Persons Table -&gt; ID Column: 1, Name_En Column: Motasem Essam] -&gt; </w:t>
+      </w:r>
+      <w:r>
+        <w:rPr>
+          <w:rFonts w:ascii="Arial" w:eastAsia="Arial" w:hAnsi="Arial" w:cs="Arial"/>
+          <w:b/>
+          <w:color w:val="000000"/>
+          <w:sz w:val="18"/>
+          <w:highlight w:val="lightGray"/>
+        </w:rPr>
+        <w:t>From:</w:t>
+      </w:r>
+      <w:r>
+        <w:rPr>
+          <w:rFonts w:ascii="Arial" w:eastAsia="Arial" w:hAnsi="Arial" w:cs="Arial"/>
+          <w:color w:val="000000"/>
+          <w:sz w:val="18"/>
+          <w:highlight w:val="lightGray"/>
+        </w:rPr>
+        <w:t xml:space="preserve"> [Chatgpt (GPT</w:t>
+      </w:r>
+      <w:r>
+        <w:rPr>
+          <w:rFonts w:ascii="Arial" w:eastAsia="Arial" w:hAnsi="Arial" w:cs="Cambria Math"/>
+          <w:color w:val="000000"/>
+          <w:sz w:val="18"/>
+          <w:highlight w:val="lightGray"/>
         </w:rPr>
         <w:t>‑</w:t>
       </w:r>
       <w:r>
         <w:rPr>
-          <w:b/>
-          <w:sz w:val="14"/>
-          <w:szCs w:val="14"/>
-          <w:shd w:val="clear" w:color="auto" w:fill="B7B7B7"/>
-        </w:rPr>
-        <w:t>5 Mini) at [8/12/2025]</w:t>
+          <w:rFonts w:ascii="Arial" w:eastAsia="Arial" w:hAnsi="Arial" w:cs="Arial"/>
+          <w:color w:val="000000"/>
+          <w:sz w:val="18"/>
+          <w:highlight w:val="lightGray"/>
+        </w:rPr>
+        <w:t xml:space="preserve">5 Mini)] </w:t>
+      </w:r>
+      <w:r>
+        <w:rPr>
+          <w:rFonts w:ascii="Arial" w:eastAsia="Arial" w:hAnsi="Arial" w:cs="Arial"/>
+          <w:b/>
+          <w:color w:val="000000"/>
+          <w:sz w:val="18"/>
+          <w:highlight w:val="lightGray"/>
+        </w:rPr>
+        <w:t>on</w:t>
+      </w:r>
+      <w:r>
+        <w:rPr>
+          <w:rFonts w:ascii="Arial" w:eastAsia="Arial" w:hAnsi="Arial"/>
+          <w:sz w:val="18"/>
+          <w:highlight w:val="lightGray"/>
+        </w:rPr>
+        <w:t xml:space="preserve"> [8/12/2025]</w:t>
       </w:r>
     </w:p>
     <w:p>
@@ -693,7 +822,7 @@
           <w:ilvl w:val="0"/>
           <w:numId w:val="1"/>
         </w:numPr>
-        <w:spacing w:before="240"/>
+        <w:spacing w:before="240" w:after="0" w:line="276" w:lineRule="auto"/>
       </w:pPr>
       <w:r>
         <w:rPr>
@@ -753,7 +882,7 @@
           <w:ilvl w:val="0"/>
           <w:numId w:val="1"/>
         </w:numPr>
-        <w:spacing w:after="240"/>
+        <w:spacing w:after="240" w:line="276" w:lineRule="auto"/>
         <w:rPr>
           <w:rFonts w:ascii="Roboto Mono" w:eastAsia="Roboto Mono" w:hAnsi="Roboto Mono" w:cs="Roboto Mono"/>
         </w:rPr>
@@ -767,7 +896,7 @@
     </w:p>
     <w:p>
       <w:r>
-        <w:pict w14:anchorId="3068139B">
+        <w:pict w14:anchorId="19751B2D">
           <v:rect id="_x0000_i1029" style="width:0;height:1.5pt" o:hralign="center" o:hrstd="t" o:hr="t" fillcolor="#a0a0a0" stroked="f"/>
         </w:pict>
       </w:r>
@@ -790,51 +919,77 @@
       </w:pPr>
       <w:r>
         <w:rPr>
-          <w:b/>
-          <w:shd w:val="clear" w:color="auto" w:fill="B7B7B7"/>
-        </w:rPr>
-        <w:t># Source</w:t>
-      </w:r>
-      <w:r>
-        <w:rPr>
-          <w:shd w:val="clear" w:color="auto" w:fill="B7B7B7"/>
-        </w:rPr>
-        <w:t xml:space="preserve">: </w:t>
-      </w:r>
-      <w:r>
-        <w:rPr>
-          <w:b/>
-          <w:shd w:val="clear" w:color="auto" w:fill="B7B7B7"/>
-        </w:rPr>
-        <w:t xml:space="preserve">Chatgpt </w:t>
-      </w:r>
-      <w:r>
-        <w:rPr>
-          <w:b/>
-          <w:sz w:val="14"/>
-          <w:szCs w:val="14"/>
-          <w:shd w:val="clear" w:color="auto" w:fill="B7B7B7"/>
-        </w:rPr>
-        <w:t>(GPT</w:t>
-      </w:r>
-      <w:r>
-        <w:rPr>
-          <w:rFonts w:ascii="Cambria Math" w:hAnsi="Cambria Math" w:cs="Cambria Math"/>
-          <w:b/>
-          <w:sz w:val="14"/>
-          <w:szCs w:val="14"/>
-          <w:shd w:val="clear" w:color="auto" w:fill="B7B7B7"/>
+          <w:rFonts w:ascii="Arial" w:eastAsia="Arial" w:hAnsi="Arial" w:cs="Arial"/>
+          <w:b/>
+          <w:color w:val="000000"/>
+          <w:sz w:val="18"/>
+          <w:highlight w:val="lightGray"/>
+        </w:rPr>
+        <w:t># Source: AI Source: Provided by: [Data Path</w:t>
+      </w:r>
+      <w:r>
+        <w:rPr>
+          <w:rFonts w:ascii="Arial" w:eastAsia="Arial" w:hAnsi="Arial" w:cs="Arial"/>
+          <w:color w:val="000000"/>
+          <w:sz w:val="18"/>
+          <w:highlight w:val="lightGray"/>
+        </w:rPr>
+        <w:t xml:space="preserve">: Persons Table -&gt; ID Column: 1, Name_En Column: Motasem Essam] -&gt; </w:t>
+      </w:r>
+      <w:r>
+        <w:rPr>
+          <w:rFonts w:ascii="Arial" w:eastAsia="Arial" w:hAnsi="Arial" w:cs="Arial"/>
+          <w:b/>
+          <w:color w:val="000000"/>
+          <w:sz w:val="18"/>
+          <w:highlight w:val="lightGray"/>
+        </w:rPr>
+        <w:t>From:</w:t>
+      </w:r>
+      <w:r>
+        <w:rPr>
+          <w:rFonts w:ascii="Arial" w:eastAsia="Arial" w:hAnsi="Arial" w:cs="Arial"/>
+          <w:color w:val="000000"/>
+          <w:sz w:val="18"/>
+          <w:highlight w:val="lightGray"/>
+        </w:rPr>
+        <w:t xml:space="preserve"> [Chatgpt (GPT</w:t>
+      </w:r>
+      <w:r>
+        <w:rPr>
+          <w:rFonts w:ascii="Arial" w:eastAsia="Arial" w:hAnsi="Arial" w:cs="Cambria Math"/>
+          <w:color w:val="000000"/>
+          <w:sz w:val="18"/>
+          <w:highlight w:val="lightGray"/>
         </w:rPr>
         <w:t>‑</w:t>
       </w:r>
       <w:r>
         <w:rPr>
-          <w:b/>
-          <w:sz w:val="14"/>
-          <w:szCs w:val="14"/>
-          <w:shd w:val="clear" w:color="auto" w:fill="B7B7B7"/>
-        </w:rPr>
-        <w:t>5 Mini) at [8/12/2025]</w:t>
+          <w:rFonts w:ascii="Arial" w:eastAsia="Arial" w:hAnsi="Arial" w:cs="Arial"/>
+          <w:color w:val="000000"/>
+          <w:sz w:val="18"/>
+          <w:highlight w:val="lightGray"/>
+        </w:rPr>
+        <w:t xml:space="preserve">5 Mini)] </w:t>
+      </w:r>
+      <w:r>
+        <w:rPr>
+          <w:rFonts w:ascii="Arial" w:eastAsia="Arial" w:hAnsi="Arial" w:cs="Arial"/>
+          <w:b/>
+          <w:color w:val="000000"/>
+          <w:sz w:val="18"/>
+          <w:highlight w:val="lightGray"/>
+        </w:rPr>
+        <w:t>on</w:t>
+      </w:r>
+      <w:r>
+        <w:rPr>
+          <w:rFonts w:ascii="Arial" w:eastAsia="Arial" w:hAnsi="Arial"/>
+          <w:sz w:val="18"/>
+          <w:highlight w:val="lightGray"/>
+        </w:rPr>
+        <w:t xml:space="preserve"> [8/12/2025]</w:t>
       </w:r>
     </w:p>
     <w:p>
@@ -843,7 +998,7 @@
           <w:ilvl w:val="0"/>
           <w:numId w:val="15"/>
         </w:numPr>
-        <w:spacing w:before="240"/>
+        <w:spacing w:before="240" w:after="0" w:line="276" w:lineRule="auto"/>
       </w:pPr>
       <w:r>
         <w:rPr>
@@ -877,7 +1032,7 @@
           <w:ilvl w:val="0"/>
           <w:numId w:val="15"/>
         </w:numPr>
-        <w:spacing w:after="240"/>
+        <w:spacing w:after="240" w:line="276" w:lineRule="auto"/>
       </w:pPr>
       <w:r>
         <w:rPr>
@@ -891,7 +1046,7 @@
     </w:p>
     <w:p>
       <w:r>
-        <w:pict w14:anchorId="23C4E39F">
+        <w:pict w14:anchorId="3CA0477E">
           <v:rect id="_x0000_i1030" style="width:0;height:1.5pt" o:hralign="center" o:hrstd="t" o:hr="t" fillcolor="#a0a0a0" stroked="f"/>
         </w:pict>
       </w:r>
@@ -914,51 +1069,77 @@
       </w:pPr>
       <w:r>
         <w:rPr>
-          <w:b/>
-          <w:shd w:val="clear" w:color="auto" w:fill="B7B7B7"/>
-        </w:rPr>
-        <w:t># Source</w:t>
-      </w:r>
-      <w:r>
-        <w:rPr>
-          <w:shd w:val="clear" w:color="auto" w:fill="B7B7B7"/>
-        </w:rPr>
-        <w:t xml:space="preserve">: </w:t>
-      </w:r>
-      <w:r>
-        <w:rPr>
-          <w:b/>
-          <w:shd w:val="clear" w:color="auto" w:fill="B7B7B7"/>
-        </w:rPr>
-        <w:t xml:space="preserve">Chatgpt </w:t>
-      </w:r>
-      <w:r>
-        <w:rPr>
-          <w:b/>
-          <w:sz w:val="14"/>
-          <w:szCs w:val="14"/>
-          <w:shd w:val="clear" w:color="auto" w:fill="B7B7B7"/>
-        </w:rPr>
-        <w:t>(GPT</w:t>
-      </w:r>
-      <w:r>
-        <w:rPr>
-          <w:rFonts w:ascii="Cambria Math" w:hAnsi="Cambria Math" w:cs="Cambria Math"/>
-          <w:b/>
-          <w:sz w:val="14"/>
-          <w:szCs w:val="14"/>
-          <w:shd w:val="clear" w:color="auto" w:fill="B7B7B7"/>
+          <w:rFonts w:ascii="Arial" w:eastAsia="Arial" w:hAnsi="Arial" w:cs="Arial"/>
+          <w:b/>
+          <w:color w:val="000000"/>
+          <w:sz w:val="18"/>
+          <w:highlight w:val="lightGray"/>
+        </w:rPr>
+        <w:t># Source: AI Source: Provided by: [Data Path</w:t>
+      </w:r>
+      <w:r>
+        <w:rPr>
+          <w:rFonts w:ascii="Arial" w:eastAsia="Arial" w:hAnsi="Arial" w:cs="Arial"/>
+          <w:color w:val="000000"/>
+          <w:sz w:val="18"/>
+          <w:highlight w:val="lightGray"/>
+        </w:rPr>
+        <w:t xml:space="preserve">: Persons Table -&gt; ID Column: 1, Name_En Column: Motasem Essam] -&gt; </w:t>
+      </w:r>
+      <w:r>
+        <w:rPr>
+          <w:rFonts w:ascii="Arial" w:eastAsia="Arial" w:hAnsi="Arial" w:cs="Arial"/>
+          <w:b/>
+          <w:color w:val="000000"/>
+          <w:sz w:val="18"/>
+          <w:highlight w:val="lightGray"/>
+        </w:rPr>
+        <w:t>From:</w:t>
+      </w:r>
+      <w:r>
+        <w:rPr>
+          <w:rFonts w:ascii="Arial" w:eastAsia="Arial" w:hAnsi="Arial" w:cs="Arial"/>
+          <w:color w:val="000000"/>
+          <w:sz w:val="18"/>
+          <w:highlight w:val="lightGray"/>
+        </w:rPr>
+        <w:t xml:space="preserve"> [Chatgpt (GPT</w:t>
+      </w:r>
+      <w:r>
+        <w:rPr>
+          <w:rFonts w:ascii="Arial" w:eastAsia="Arial" w:hAnsi="Arial" w:cs="Cambria Math"/>
+          <w:color w:val="000000"/>
+          <w:sz w:val="18"/>
+          <w:highlight w:val="lightGray"/>
         </w:rPr>
         <w:t>‑</w:t>
       </w:r>
       <w:r>
         <w:rPr>
-          <w:b/>
-          <w:sz w:val="14"/>
-          <w:szCs w:val="14"/>
-          <w:shd w:val="clear" w:color="auto" w:fill="B7B7B7"/>
-        </w:rPr>
-        <w:t>5 Mini) at [8/12/2025]</w:t>
+          <w:rFonts w:ascii="Arial" w:eastAsia="Arial" w:hAnsi="Arial" w:cs="Arial"/>
+          <w:color w:val="000000"/>
+          <w:sz w:val="18"/>
+          <w:highlight w:val="lightGray"/>
+        </w:rPr>
+        <w:t xml:space="preserve">5 Mini)] </w:t>
+      </w:r>
+      <w:r>
+        <w:rPr>
+          <w:rFonts w:ascii="Arial" w:eastAsia="Arial" w:hAnsi="Arial" w:cs="Arial"/>
+          <w:b/>
+          <w:color w:val="000000"/>
+          <w:sz w:val="18"/>
+          <w:highlight w:val="lightGray"/>
+        </w:rPr>
+        <w:t>on</w:t>
+      </w:r>
+      <w:r>
+        <w:rPr>
+          <w:rFonts w:ascii="Arial" w:eastAsia="Arial" w:hAnsi="Arial"/>
+          <w:sz w:val="18"/>
+          <w:highlight w:val="lightGray"/>
+        </w:rPr>
+        <w:t xml:space="preserve"> [8/12/2025]</w:t>
       </w:r>
     </w:p>
     <w:p>
@@ -967,7 +1148,7 @@
           <w:ilvl w:val="0"/>
           <w:numId w:val="5"/>
         </w:numPr>
-        <w:spacing w:before="240"/>
+        <w:spacing w:before="240" w:after="0" w:line="276" w:lineRule="auto"/>
         <w:rPr>
           <w:rFonts w:ascii="Roboto Mono" w:eastAsia="Roboto Mono" w:hAnsi="Roboto Mono" w:cs="Roboto Mono"/>
         </w:rPr>
@@ -991,7 +1172,7 @@
           <w:ilvl w:val="0"/>
           <w:numId w:val="5"/>
         </w:numPr>
-        <w:spacing w:after="240"/>
+        <w:spacing w:after="240" w:line="276" w:lineRule="auto"/>
       </w:pPr>
       <w:r>
         <w:rPr>
@@ -1015,7 +1196,7 @@
     </w:p>
     <w:p>
       <w:r>
-        <w:pict w14:anchorId="535D1B16">
+        <w:pict w14:anchorId="6BE384D0">
           <v:rect id="_x0000_i1031" style="width:0;height:1.5pt" o:hralign="center" o:hrstd="t" o:hr="t" fillcolor="#a0a0a0" stroked="f"/>
         </w:pict>
       </w:r>
@@ -1041,51 +1222,77 @@
       </w:pPr>
       <w:r>
         <w:rPr>
-          <w:b/>
-          <w:shd w:val="clear" w:color="auto" w:fill="B7B7B7"/>
-        </w:rPr>
-        <w:t># Source</w:t>
-      </w:r>
-      <w:r>
-        <w:rPr>
-          <w:shd w:val="clear" w:color="auto" w:fill="B7B7B7"/>
-        </w:rPr>
-        <w:t xml:space="preserve">: </w:t>
-      </w:r>
-      <w:r>
-        <w:rPr>
-          <w:b/>
-          <w:shd w:val="clear" w:color="auto" w:fill="B7B7B7"/>
-        </w:rPr>
-        <w:t xml:space="preserve">Chatgpt </w:t>
-      </w:r>
-      <w:r>
-        <w:rPr>
-          <w:b/>
-          <w:sz w:val="14"/>
-          <w:szCs w:val="14"/>
-          <w:shd w:val="clear" w:color="auto" w:fill="B7B7B7"/>
-        </w:rPr>
-        <w:t>(GPT</w:t>
-      </w:r>
-      <w:r>
-        <w:rPr>
-          <w:rFonts w:ascii="Cambria Math" w:hAnsi="Cambria Math" w:cs="Cambria Math"/>
-          <w:b/>
-          <w:sz w:val="14"/>
-          <w:szCs w:val="14"/>
-          <w:shd w:val="clear" w:color="auto" w:fill="B7B7B7"/>
+          <w:rFonts w:ascii="Arial" w:eastAsia="Arial" w:hAnsi="Arial" w:cs="Arial"/>
+          <w:b/>
+          <w:color w:val="000000"/>
+          <w:sz w:val="18"/>
+          <w:highlight w:val="lightGray"/>
+        </w:rPr>
+        <w:t># Source: AI Source: Provided by: [Data Path</w:t>
+      </w:r>
+      <w:r>
+        <w:rPr>
+          <w:rFonts w:ascii="Arial" w:eastAsia="Arial" w:hAnsi="Arial" w:cs="Arial"/>
+          <w:color w:val="000000"/>
+          <w:sz w:val="18"/>
+          <w:highlight w:val="lightGray"/>
+        </w:rPr>
+        <w:t xml:space="preserve">: Persons Table -&gt; ID Column: 1, Name_En Column: Motasem Essam] -&gt; </w:t>
+      </w:r>
+      <w:r>
+        <w:rPr>
+          <w:rFonts w:ascii="Arial" w:eastAsia="Arial" w:hAnsi="Arial" w:cs="Arial"/>
+          <w:b/>
+          <w:color w:val="000000"/>
+          <w:sz w:val="18"/>
+          <w:highlight w:val="lightGray"/>
+        </w:rPr>
+        <w:t>From:</w:t>
+      </w:r>
+      <w:r>
+        <w:rPr>
+          <w:rFonts w:ascii="Arial" w:eastAsia="Arial" w:hAnsi="Arial" w:cs="Arial"/>
+          <w:color w:val="000000"/>
+          <w:sz w:val="18"/>
+          <w:highlight w:val="lightGray"/>
+        </w:rPr>
+        <w:t xml:space="preserve"> [Chatgpt (GPT</w:t>
+      </w:r>
+      <w:r>
+        <w:rPr>
+          <w:rFonts w:ascii="Arial" w:eastAsia="Arial" w:hAnsi="Arial" w:cs="Cambria Math"/>
+          <w:color w:val="000000"/>
+          <w:sz w:val="18"/>
+          <w:highlight w:val="lightGray"/>
         </w:rPr>
         <w:t>‑</w:t>
       </w:r>
       <w:r>
         <w:rPr>
-          <w:b/>
-          <w:sz w:val="14"/>
-          <w:szCs w:val="14"/>
-          <w:shd w:val="clear" w:color="auto" w:fill="B7B7B7"/>
-        </w:rPr>
-        <w:t>5 Mini) at [8/12/2025]</w:t>
+          <w:rFonts w:ascii="Arial" w:eastAsia="Arial" w:hAnsi="Arial" w:cs="Arial"/>
+          <w:color w:val="000000"/>
+          <w:sz w:val="18"/>
+          <w:highlight w:val="lightGray"/>
+        </w:rPr>
+        <w:t xml:space="preserve">5 Mini)] </w:t>
+      </w:r>
+      <w:r>
+        <w:rPr>
+          <w:rFonts w:ascii="Arial" w:eastAsia="Arial" w:hAnsi="Arial" w:cs="Arial"/>
+          <w:b/>
+          <w:color w:val="000000"/>
+          <w:sz w:val="18"/>
+          <w:highlight w:val="lightGray"/>
+        </w:rPr>
+        <w:t>on</w:t>
+      </w:r>
+      <w:r>
+        <w:rPr>
+          <w:rFonts w:ascii="Arial" w:eastAsia="Arial" w:hAnsi="Arial"/>
+          <w:sz w:val="18"/>
+          <w:highlight w:val="lightGray"/>
+        </w:rPr>
+        <w:t xml:space="preserve"> [8/12/2025]</w:t>
       </w:r>
     </w:p>
     <w:p>
@@ -1094,7 +1301,7 @@
           <w:ilvl w:val="0"/>
           <w:numId w:val="14"/>
         </w:numPr>
-        <w:spacing w:before="240"/>
+        <w:spacing w:before="240" w:after="0" w:line="276" w:lineRule="auto"/>
         <w:rPr>
           <w:rFonts w:ascii="Roboto Mono" w:eastAsia="Roboto Mono" w:hAnsi="Roboto Mono" w:cs="Roboto Mono"/>
         </w:rPr>
@@ -1118,19 +1325,18 @@
           <w:ilvl w:val="0"/>
           <w:numId w:val="14"/>
         </w:numPr>
-        <w:spacing w:after="240"/>
-      </w:pPr>
-      <w:r>
-        <w:rPr>
-          <w:rFonts w:ascii="Roboto Mono" w:eastAsia="Roboto Mono" w:hAnsi="Roboto Mono" w:cs="Roboto Mono"/>
-        </w:rPr>
-        <w:lastRenderedPageBreak/>
+        <w:spacing w:after="240" w:line="276" w:lineRule="auto"/>
+      </w:pPr>
+      <w:r>
+        <w:rPr>
+          <w:rFonts w:ascii="Roboto Mono" w:eastAsia="Roboto Mono" w:hAnsi="Roboto Mono" w:cs="Roboto Mono"/>
+        </w:rPr>
         <w:t>Write test summary reports, archive test artifacts, and analyze lessons learned.</w:t>
       </w:r>
     </w:p>
     <w:p>
       <w:r>
-        <w:pict w14:anchorId="35E4EA0B">
+        <w:pict w14:anchorId="126B09D0">
           <v:rect id="_x0000_i1032" style="width:0;height:1.5pt" o:hralign="center" o:hrstd="t" o:hr="t" fillcolor="#a0a0a0" stroked="f"/>
         </w:pict>
       </w:r>
@@ -1173,7 +1379,7 @@
     <w:p/>
     <w:p>
       <w:r>
-        <w:pict w14:anchorId="29F373AD">
+        <w:pict w14:anchorId="2F6439EB">
           <v:rect id="_x0000_i1033" style="width:0;height:1.5pt" o:hralign="center" o:hrstd="t" o:hr="t" fillcolor="#a0a0a0" stroked="f"/>
         </w:pict>
       </w:r>
@@ -1195,51 +1401,77 @@
       </w:pPr>
       <w:r>
         <w:rPr>
-          <w:b/>
-          <w:shd w:val="clear" w:color="auto" w:fill="B7B7B7"/>
-        </w:rPr>
-        <w:t># Source</w:t>
-      </w:r>
-      <w:r>
-        <w:rPr>
-          <w:shd w:val="clear" w:color="auto" w:fill="B7B7B7"/>
-        </w:rPr>
-        <w:t xml:space="preserve">: </w:t>
-      </w:r>
-      <w:r>
-        <w:rPr>
-          <w:b/>
-          <w:shd w:val="clear" w:color="auto" w:fill="B7B7B7"/>
-        </w:rPr>
-        <w:t xml:space="preserve">Chatgpt </w:t>
-      </w:r>
-      <w:r>
-        <w:rPr>
-          <w:b/>
-          <w:sz w:val="14"/>
-          <w:szCs w:val="14"/>
-          <w:shd w:val="clear" w:color="auto" w:fill="B7B7B7"/>
-        </w:rPr>
-        <w:t>(GPT</w:t>
-      </w:r>
-      <w:r>
-        <w:rPr>
-          <w:rFonts w:ascii="Cambria Math" w:hAnsi="Cambria Math" w:cs="Cambria Math"/>
-          <w:b/>
-          <w:sz w:val="14"/>
-          <w:szCs w:val="14"/>
-          <w:shd w:val="clear" w:color="auto" w:fill="B7B7B7"/>
+          <w:rFonts w:ascii="Arial" w:eastAsia="Arial" w:hAnsi="Arial" w:cs="Arial"/>
+          <w:b/>
+          <w:color w:val="000000"/>
+          <w:sz w:val="18"/>
+          <w:highlight w:val="lightGray"/>
+        </w:rPr>
+        <w:t># Source: AI Source: Provided by: [Data Path</w:t>
+      </w:r>
+      <w:r>
+        <w:rPr>
+          <w:rFonts w:ascii="Arial" w:eastAsia="Arial" w:hAnsi="Arial" w:cs="Arial"/>
+          <w:color w:val="000000"/>
+          <w:sz w:val="18"/>
+          <w:highlight w:val="lightGray"/>
+        </w:rPr>
+        <w:t xml:space="preserve">: Persons Table -&gt; ID Column: 1, Name_En Column: Motasem Essam] -&gt; </w:t>
+      </w:r>
+      <w:r>
+        <w:rPr>
+          <w:rFonts w:ascii="Arial" w:eastAsia="Arial" w:hAnsi="Arial" w:cs="Arial"/>
+          <w:b/>
+          <w:color w:val="000000"/>
+          <w:sz w:val="18"/>
+          <w:highlight w:val="lightGray"/>
+        </w:rPr>
+        <w:t>From:</w:t>
+      </w:r>
+      <w:r>
+        <w:rPr>
+          <w:rFonts w:ascii="Arial" w:eastAsia="Arial" w:hAnsi="Arial" w:cs="Arial"/>
+          <w:color w:val="000000"/>
+          <w:sz w:val="18"/>
+          <w:highlight w:val="lightGray"/>
+        </w:rPr>
+        <w:t xml:space="preserve"> [Chatgpt (GPT</w:t>
+      </w:r>
+      <w:r>
+        <w:rPr>
+          <w:rFonts w:ascii="Arial" w:eastAsia="Arial" w:hAnsi="Arial" w:cs="Cambria Math"/>
+          <w:color w:val="000000"/>
+          <w:sz w:val="18"/>
+          <w:highlight w:val="lightGray"/>
         </w:rPr>
         <w:t>‑</w:t>
       </w:r>
       <w:r>
         <w:rPr>
-          <w:b/>
-          <w:sz w:val="14"/>
-          <w:szCs w:val="14"/>
-          <w:shd w:val="clear" w:color="auto" w:fill="B7B7B7"/>
-        </w:rPr>
-        <w:t>5 Mini) at [8/12/2025]</w:t>
+          <w:rFonts w:ascii="Arial" w:eastAsia="Arial" w:hAnsi="Arial" w:cs="Arial"/>
+          <w:color w:val="000000"/>
+          <w:sz w:val="18"/>
+          <w:highlight w:val="lightGray"/>
+        </w:rPr>
+        <w:t xml:space="preserve">5 Mini)] </w:t>
+      </w:r>
+      <w:r>
+        <w:rPr>
+          <w:rFonts w:ascii="Arial" w:eastAsia="Arial" w:hAnsi="Arial" w:cs="Arial"/>
+          <w:b/>
+          <w:color w:val="000000"/>
+          <w:sz w:val="18"/>
+          <w:highlight w:val="lightGray"/>
+        </w:rPr>
+        <w:t>on</w:t>
+      </w:r>
+      <w:r>
+        <w:rPr>
+          <w:rFonts w:ascii="Arial" w:eastAsia="Arial" w:hAnsi="Arial"/>
+          <w:sz w:val="18"/>
+          <w:highlight w:val="lightGray"/>
+        </w:rPr>
+        <w:t xml:space="preserve"> [8/12/2025]</w:t>
       </w:r>
     </w:p>
     <w:p>
@@ -1271,7 +1503,7 @@
     </w:p>
     <w:p>
       <w:r>
-        <w:pict w14:anchorId="7BA978DA">
+        <w:pict w14:anchorId="330EBF8B">
           <v:rect id="_x0000_i1034" style="width:0;height:1.5pt" o:hralign="center" o:hrstd="t" o:hr="t" fillcolor="#a0a0a0" stroked="f"/>
         </w:pict>
       </w:r>
@@ -1294,51 +1526,77 @@
       </w:pPr>
       <w:r>
         <w:rPr>
-          <w:b/>
-          <w:shd w:val="clear" w:color="auto" w:fill="B7B7B7"/>
-        </w:rPr>
-        <w:t># Source</w:t>
-      </w:r>
-      <w:r>
-        <w:rPr>
-          <w:shd w:val="clear" w:color="auto" w:fill="B7B7B7"/>
-        </w:rPr>
-        <w:t xml:space="preserve">: </w:t>
-      </w:r>
-      <w:r>
-        <w:rPr>
-          <w:b/>
-          <w:shd w:val="clear" w:color="auto" w:fill="B7B7B7"/>
-        </w:rPr>
-        <w:t xml:space="preserve">Chatgpt </w:t>
-      </w:r>
-      <w:r>
-        <w:rPr>
-          <w:b/>
-          <w:sz w:val="14"/>
-          <w:szCs w:val="14"/>
-          <w:shd w:val="clear" w:color="auto" w:fill="B7B7B7"/>
-        </w:rPr>
-        <w:t>(GPT</w:t>
-      </w:r>
-      <w:r>
-        <w:rPr>
-          <w:rFonts w:ascii="Cambria Math" w:hAnsi="Cambria Math" w:cs="Cambria Math"/>
-          <w:b/>
-          <w:sz w:val="14"/>
-          <w:szCs w:val="14"/>
-          <w:shd w:val="clear" w:color="auto" w:fill="B7B7B7"/>
+          <w:rFonts w:ascii="Arial" w:eastAsia="Arial" w:hAnsi="Arial" w:cs="Arial"/>
+          <w:b/>
+          <w:color w:val="000000"/>
+          <w:sz w:val="18"/>
+          <w:highlight w:val="lightGray"/>
+        </w:rPr>
+        <w:t># Source: AI Source: Provided by: [Data Path</w:t>
+      </w:r>
+      <w:r>
+        <w:rPr>
+          <w:rFonts w:ascii="Arial" w:eastAsia="Arial" w:hAnsi="Arial" w:cs="Arial"/>
+          <w:color w:val="000000"/>
+          <w:sz w:val="18"/>
+          <w:highlight w:val="lightGray"/>
+        </w:rPr>
+        <w:t xml:space="preserve">: Persons Table -&gt; ID Column: 1, Name_En Column: Motasem Essam] -&gt; </w:t>
+      </w:r>
+      <w:r>
+        <w:rPr>
+          <w:rFonts w:ascii="Arial" w:eastAsia="Arial" w:hAnsi="Arial" w:cs="Arial"/>
+          <w:b/>
+          <w:color w:val="000000"/>
+          <w:sz w:val="18"/>
+          <w:highlight w:val="lightGray"/>
+        </w:rPr>
+        <w:t>From:</w:t>
+      </w:r>
+      <w:r>
+        <w:rPr>
+          <w:rFonts w:ascii="Arial" w:eastAsia="Arial" w:hAnsi="Arial" w:cs="Arial"/>
+          <w:color w:val="000000"/>
+          <w:sz w:val="18"/>
+          <w:highlight w:val="lightGray"/>
+        </w:rPr>
+        <w:t xml:space="preserve"> [Chatgpt (GPT</w:t>
+      </w:r>
+      <w:r>
+        <w:rPr>
+          <w:rFonts w:ascii="Arial" w:eastAsia="Arial" w:hAnsi="Arial" w:cs="Cambria Math"/>
+          <w:color w:val="000000"/>
+          <w:sz w:val="18"/>
+          <w:highlight w:val="lightGray"/>
         </w:rPr>
         <w:t>‑</w:t>
       </w:r>
       <w:r>
         <w:rPr>
-          <w:b/>
-          <w:sz w:val="14"/>
-          <w:szCs w:val="14"/>
-          <w:shd w:val="clear" w:color="auto" w:fill="B7B7B7"/>
-        </w:rPr>
-        <w:t>5 Mini) at [8/12/2025]</w:t>
+          <w:rFonts w:ascii="Arial" w:eastAsia="Arial" w:hAnsi="Arial" w:cs="Arial"/>
+          <w:color w:val="000000"/>
+          <w:sz w:val="18"/>
+          <w:highlight w:val="lightGray"/>
+        </w:rPr>
+        <w:t xml:space="preserve">5 Mini)] </w:t>
+      </w:r>
+      <w:r>
+        <w:rPr>
+          <w:rFonts w:ascii="Arial" w:eastAsia="Arial" w:hAnsi="Arial" w:cs="Arial"/>
+          <w:b/>
+          <w:color w:val="000000"/>
+          <w:sz w:val="18"/>
+          <w:highlight w:val="lightGray"/>
+        </w:rPr>
+        <w:t>on</w:t>
+      </w:r>
+      <w:r>
+        <w:rPr>
+          <w:rFonts w:ascii="Arial" w:eastAsia="Arial" w:hAnsi="Arial"/>
+          <w:sz w:val="18"/>
+          <w:highlight w:val="lightGray"/>
+        </w:rPr>
+        <w:t xml:space="preserve"> [8/12/2025]</w:t>
       </w:r>
     </w:p>
     <w:p>
@@ -1370,7 +1628,7 @@
     </w:p>
     <w:p>
       <w:r>
-        <w:pict w14:anchorId="2F8E4E90">
+        <w:pict w14:anchorId="57D702CC">
           <v:rect id="_x0000_i1035" style="width:0;height:1.5pt" o:hralign="center" o:hrstd="t" o:hr="t" fillcolor="#a0a0a0" stroked="f"/>
         </w:pict>
       </w:r>
@@ -1393,51 +1651,77 @@
       </w:pPr>
       <w:r>
         <w:rPr>
-          <w:b/>
-          <w:shd w:val="clear" w:color="auto" w:fill="B7B7B7"/>
-        </w:rPr>
-        <w:t># Source</w:t>
-      </w:r>
-      <w:r>
-        <w:rPr>
-          <w:shd w:val="clear" w:color="auto" w:fill="B7B7B7"/>
-        </w:rPr>
-        <w:t xml:space="preserve">: </w:t>
-      </w:r>
-      <w:r>
-        <w:rPr>
-          <w:b/>
-          <w:shd w:val="clear" w:color="auto" w:fill="B7B7B7"/>
-        </w:rPr>
-        <w:t xml:space="preserve">Chatgpt </w:t>
-      </w:r>
-      <w:r>
-        <w:rPr>
-          <w:b/>
-          <w:sz w:val="14"/>
-          <w:szCs w:val="14"/>
-          <w:shd w:val="clear" w:color="auto" w:fill="B7B7B7"/>
-        </w:rPr>
-        <w:t>(GPT</w:t>
-      </w:r>
-      <w:r>
-        <w:rPr>
-          <w:rFonts w:ascii="Cambria Math" w:hAnsi="Cambria Math" w:cs="Cambria Math"/>
-          <w:b/>
-          <w:sz w:val="14"/>
-          <w:szCs w:val="14"/>
-          <w:shd w:val="clear" w:color="auto" w:fill="B7B7B7"/>
+          <w:rFonts w:ascii="Arial" w:eastAsia="Arial" w:hAnsi="Arial" w:cs="Arial"/>
+          <w:b/>
+          <w:color w:val="000000"/>
+          <w:sz w:val="18"/>
+          <w:highlight w:val="lightGray"/>
+        </w:rPr>
+        <w:t># Source: AI Source: Provided by: [Data Path</w:t>
+      </w:r>
+      <w:r>
+        <w:rPr>
+          <w:rFonts w:ascii="Arial" w:eastAsia="Arial" w:hAnsi="Arial" w:cs="Arial"/>
+          <w:color w:val="000000"/>
+          <w:sz w:val="18"/>
+          <w:highlight w:val="lightGray"/>
+        </w:rPr>
+        <w:t xml:space="preserve">: Persons Table -&gt; ID Column: 1, Name_En Column: Motasem Essam] -&gt; </w:t>
+      </w:r>
+      <w:r>
+        <w:rPr>
+          <w:rFonts w:ascii="Arial" w:eastAsia="Arial" w:hAnsi="Arial" w:cs="Arial"/>
+          <w:b/>
+          <w:color w:val="000000"/>
+          <w:sz w:val="18"/>
+          <w:highlight w:val="lightGray"/>
+        </w:rPr>
+        <w:t>From:</w:t>
+      </w:r>
+      <w:r>
+        <w:rPr>
+          <w:rFonts w:ascii="Arial" w:eastAsia="Arial" w:hAnsi="Arial" w:cs="Arial"/>
+          <w:color w:val="000000"/>
+          <w:sz w:val="18"/>
+          <w:highlight w:val="lightGray"/>
+        </w:rPr>
+        <w:t xml:space="preserve"> [Chatgpt (GPT</w:t>
+      </w:r>
+      <w:r>
+        <w:rPr>
+          <w:rFonts w:ascii="Arial" w:eastAsia="Arial" w:hAnsi="Arial" w:cs="Cambria Math"/>
+          <w:color w:val="000000"/>
+          <w:sz w:val="18"/>
+          <w:highlight w:val="lightGray"/>
         </w:rPr>
         <w:t>‑</w:t>
       </w:r>
       <w:r>
         <w:rPr>
-          <w:b/>
-          <w:sz w:val="14"/>
-          <w:szCs w:val="14"/>
-          <w:shd w:val="clear" w:color="auto" w:fill="B7B7B7"/>
-        </w:rPr>
-        <w:t>5 Mini) at [8/12/2025]</w:t>
+          <w:rFonts w:ascii="Arial" w:eastAsia="Arial" w:hAnsi="Arial" w:cs="Arial"/>
+          <w:color w:val="000000"/>
+          <w:sz w:val="18"/>
+          <w:highlight w:val="lightGray"/>
+        </w:rPr>
+        <w:t xml:space="preserve">5 Mini)] </w:t>
+      </w:r>
+      <w:r>
+        <w:rPr>
+          <w:rFonts w:ascii="Arial" w:eastAsia="Arial" w:hAnsi="Arial" w:cs="Arial"/>
+          <w:b/>
+          <w:color w:val="000000"/>
+          <w:sz w:val="18"/>
+          <w:highlight w:val="lightGray"/>
+        </w:rPr>
+        <w:t>on</w:t>
+      </w:r>
+      <w:r>
+        <w:rPr>
+          <w:rFonts w:ascii="Arial" w:eastAsia="Arial" w:hAnsi="Arial"/>
+          <w:sz w:val="18"/>
+          <w:highlight w:val="lightGray"/>
+        </w:rPr>
+        <w:t xml:space="preserve"> [8/12/2025]</w:t>
       </w:r>
     </w:p>
     <w:p>
@@ -1446,7 +1730,7 @@
           <w:ilvl w:val="0"/>
           <w:numId w:val="16"/>
         </w:numPr>
-        <w:spacing w:before="240"/>
+        <w:spacing w:before="240" w:after="0" w:line="276" w:lineRule="auto"/>
       </w:pPr>
       <w:r>
         <w:rPr>
@@ -1480,6 +1764,7 @@
           <w:ilvl w:val="0"/>
           <w:numId w:val="16"/>
         </w:numPr>
+        <w:spacing w:after="0" w:line="276" w:lineRule="auto"/>
         <w:rPr>
           <w:rFonts w:ascii="Roboto Mono" w:eastAsia="Roboto Mono" w:hAnsi="Roboto Mono" w:cs="Roboto Mono"/>
         </w:rPr>
@@ -1503,7 +1788,7 @@
           <w:ilvl w:val="0"/>
           <w:numId w:val="16"/>
         </w:numPr>
-        <w:spacing w:after="240"/>
+        <w:spacing w:after="240" w:line="276" w:lineRule="auto"/>
       </w:pPr>
       <w:r>
         <w:rPr>
@@ -1514,7 +1799,7 @@
     </w:p>
     <w:p>
       <w:r>
-        <w:pict w14:anchorId="0168BE76">
+        <w:pict w14:anchorId="6E933B00">
           <v:rect id="_x0000_i1036" style="width:0;height:1.5pt" o:hralign="center" o:hrstd="t" o:hr="t" fillcolor="#a0a0a0" stroked="f"/>
         </w:pict>
       </w:r>
@@ -1537,51 +1822,77 @@
       </w:pPr>
       <w:r>
         <w:rPr>
-          <w:b/>
-          <w:shd w:val="clear" w:color="auto" w:fill="B7B7B7"/>
-        </w:rPr>
-        <w:t># Source</w:t>
-      </w:r>
-      <w:r>
-        <w:rPr>
-          <w:shd w:val="clear" w:color="auto" w:fill="B7B7B7"/>
-        </w:rPr>
-        <w:t xml:space="preserve">: </w:t>
-      </w:r>
-      <w:r>
-        <w:rPr>
-          <w:b/>
-          <w:shd w:val="clear" w:color="auto" w:fill="B7B7B7"/>
-        </w:rPr>
-        <w:t xml:space="preserve">Chatgpt </w:t>
-      </w:r>
-      <w:r>
-        <w:rPr>
-          <w:b/>
-          <w:sz w:val="14"/>
-          <w:szCs w:val="14"/>
-          <w:shd w:val="clear" w:color="auto" w:fill="B7B7B7"/>
-        </w:rPr>
-        <w:t>(GPT</w:t>
-      </w:r>
-      <w:r>
-        <w:rPr>
-          <w:rFonts w:ascii="Cambria Math" w:hAnsi="Cambria Math" w:cs="Cambria Math"/>
-          <w:b/>
-          <w:sz w:val="14"/>
-          <w:szCs w:val="14"/>
-          <w:shd w:val="clear" w:color="auto" w:fill="B7B7B7"/>
+          <w:rFonts w:ascii="Arial" w:eastAsia="Arial" w:hAnsi="Arial" w:cs="Arial"/>
+          <w:b/>
+          <w:color w:val="000000"/>
+          <w:sz w:val="18"/>
+          <w:highlight w:val="lightGray"/>
+        </w:rPr>
+        <w:t># Source: AI Source: Provided by: [Data Path</w:t>
+      </w:r>
+      <w:r>
+        <w:rPr>
+          <w:rFonts w:ascii="Arial" w:eastAsia="Arial" w:hAnsi="Arial" w:cs="Arial"/>
+          <w:color w:val="000000"/>
+          <w:sz w:val="18"/>
+          <w:highlight w:val="lightGray"/>
+        </w:rPr>
+        <w:t xml:space="preserve">: Persons Table -&gt; ID Column: 1, Name_En Column: Motasem Essam] -&gt; </w:t>
+      </w:r>
+      <w:r>
+        <w:rPr>
+          <w:rFonts w:ascii="Arial" w:eastAsia="Arial" w:hAnsi="Arial" w:cs="Arial"/>
+          <w:b/>
+          <w:color w:val="000000"/>
+          <w:sz w:val="18"/>
+          <w:highlight w:val="lightGray"/>
+        </w:rPr>
+        <w:t>From:</w:t>
+      </w:r>
+      <w:r>
+        <w:rPr>
+          <w:rFonts w:ascii="Arial" w:eastAsia="Arial" w:hAnsi="Arial" w:cs="Arial"/>
+          <w:color w:val="000000"/>
+          <w:sz w:val="18"/>
+          <w:highlight w:val="lightGray"/>
+        </w:rPr>
+        <w:t xml:space="preserve"> [Chatgpt (GPT</w:t>
+      </w:r>
+      <w:r>
+        <w:rPr>
+          <w:rFonts w:ascii="Arial" w:eastAsia="Arial" w:hAnsi="Arial" w:cs="Cambria Math"/>
+          <w:color w:val="000000"/>
+          <w:sz w:val="18"/>
+          <w:highlight w:val="lightGray"/>
         </w:rPr>
         <w:t>‑</w:t>
       </w:r>
       <w:r>
         <w:rPr>
-          <w:b/>
-          <w:sz w:val="14"/>
-          <w:szCs w:val="14"/>
-          <w:shd w:val="clear" w:color="auto" w:fill="B7B7B7"/>
-        </w:rPr>
-        <w:t>5 Mini) at [8/12/2025]</w:t>
+          <w:rFonts w:ascii="Arial" w:eastAsia="Arial" w:hAnsi="Arial" w:cs="Arial"/>
+          <w:color w:val="000000"/>
+          <w:sz w:val="18"/>
+          <w:highlight w:val="lightGray"/>
+        </w:rPr>
+        <w:t xml:space="preserve">5 Mini)] </w:t>
+      </w:r>
+      <w:r>
+        <w:rPr>
+          <w:rFonts w:ascii="Arial" w:eastAsia="Arial" w:hAnsi="Arial" w:cs="Arial"/>
+          <w:b/>
+          <w:color w:val="000000"/>
+          <w:sz w:val="18"/>
+          <w:highlight w:val="lightGray"/>
+        </w:rPr>
+        <w:t>on</w:t>
+      </w:r>
+      <w:r>
+        <w:rPr>
+          <w:rFonts w:ascii="Arial" w:eastAsia="Arial" w:hAnsi="Arial"/>
+          <w:sz w:val="18"/>
+          <w:highlight w:val="lightGray"/>
+        </w:rPr>
+        <w:t xml:space="preserve"> [8/12/2025]</w:t>
       </w:r>
     </w:p>
     <w:p>
@@ -1590,16 +1901,15 @@
           <w:ilvl w:val="0"/>
           <w:numId w:val="4"/>
         </w:numPr>
-        <w:spacing w:before="240"/>
-        <w:rPr>
-          <w:rFonts w:ascii="Roboto Mono" w:eastAsia="Roboto Mono" w:hAnsi="Roboto Mono" w:cs="Roboto Mono"/>
-        </w:rPr>
-      </w:pPr>
-      <w:r>
-        <w:rPr>
-          <w:rFonts w:ascii="Roboto Mono" w:eastAsia="Roboto Mono" w:hAnsi="Roboto Mono" w:cs="Roboto Mono"/>
-        </w:rPr>
-        <w:lastRenderedPageBreak/>
+        <w:spacing w:before="240" w:after="0" w:line="276" w:lineRule="auto"/>
+        <w:rPr>
+          <w:rFonts w:ascii="Roboto Mono" w:eastAsia="Roboto Mono" w:hAnsi="Roboto Mono" w:cs="Roboto Mono"/>
+        </w:rPr>
+      </w:pPr>
+      <w:r>
+        <w:rPr>
+          <w:rFonts w:ascii="Roboto Mono" w:eastAsia="Roboto Mono" w:hAnsi="Roboto Mono" w:cs="Roboto Mono"/>
+        </w:rPr>
         <w:t>Daily track: “20% of test cases executed, 5 defects found, 2 fixed.”</w:t>
       </w:r>
       <w:r>
@@ -1615,7 +1925,7 @@
           <w:ilvl w:val="0"/>
           <w:numId w:val="4"/>
         </w:numPr>
-        <w:spacing w:after="240"/>
+        <w:spacing w:after="240" w:line="276" w:lineRule="auto"/>
       </w:pPr>
       <w:r>
         <w:rPr>
@@ -1626,7 +1936,7 @@
     </w:p>
     <w:p>
       <w:r>
-        <w:pict w14:anchorId="2A5F67AC">
+        <w:pict w14:anchorId="214B689C">
           <v:rect id="_x0000_i1037" style="width:0;height:1.5pt" o:hralign="center" o:hrstd="t" o:hr="t" fillcolor="#a0a0a0" stroked="f"/>
         </w:pict>
       </w:r>
@@ -1649,51 +1959,77 @@
       </w:pPr>
       <w:r>
         <w:rPr>
-          <w:b/>
-          <w:shd w:val="clear" w:color="auto" w:fill="B7B7B7"/>
-        </w:rPr>
-        <w:t># Source</w:t>
-      </w:r>
-      <w:r>
-        <w:rPr>
-          <w:shd w:val="clear" w:color="auto" w:fill="B7B7B7"/>
-        </w:rPr>
-        <w:t xml:space="preserve">: </w:t>
-      </w:r>
-      <w:r>
-        <w:rPr>
-          <w:b/>
-          <w:shd w:val="clear" w:color="auto" w:fill="B7B7B7"/>
-        </w:rPr>
-        <w:t xml:space="preserve">Chatgpt </w:t>
-      </w:r>
-      <w:r>
-        <w:rPr>
-          <w:b/>
-          <w:sz w:val="14"/>
-          <w:szCs w:val="14"/>
-          <w:shd w:val="clear" w:color="auto" w:fill="B7B7B7"/>
-        </w:rPr>
-        <w:t>(GPT</w:t>
-      </w:r>
-      <w:r>
-        <w:rPr>
-          <w:rFonts w:ascii="Cambria Math" w:hAnsi="Cambria Math" w:cs="Cambria Math"/>
-          <w:b/>
-          <w:sz w:val="14"/>
-          <w:szCs w:val="14"/>
-          <w:shd w:val="clear" w:color="auto" w:fill="B7B7B7"/>
+          <w:rFonts w:ascii="Arial" w:eastAsia="Arial" w:hAnsi="Arial" w:cs="Arial"/>
+          <w:b/>
+          <w:color w:val="000000"/>
+          <w:sz w:val="18"/>
+          <w:highlight w:val="lightGray"/>
+        </w:rPr>
+        <w:t># Source: AI Source: Provided by: [Data Path</w:t>
+      </w:r>
+      <w:r>
+        <w:rPr>
+          <w:rFonts w:ascii="Arial" w:eastAsia="Arial" w:hAnsi="Arial" w:cs="Arial"/>
+          <w:color w:val="000000"/>
+          <w:sz w:val="18"/>
+          <w:highlight w:val="lightGray"/>
+        </w:rPr>
+        <w:t xml:space="preserve">: Persons Table -&gt; ID Column: 1, Name_En Column: Motasem Essam] -&gt; </w:t>
+      </w:r>
+      <w:r>
+        <w:rPr>
+          <w:rFonts w:ascii="Arial" w:eastAsia="Arial" w:hAnsi="Arial" w:cs="Arial"/>
+          <w:b/>
+          <w:color w:val="000000"/>
+          <w:sz w:val="18"/>
+          <w:highlight w:val="lightGray"/>
+        </w:rPr>
+        <w:t>From:</w:t>
+      </w:r>
+      <w:r>
+        <w:rPr>
+          <w:rFonts w:ascii="Arial" w:eastAsia="Arial" w:hAnsi="Arial" w:cs="Arial"/>
+          <w:color w:val="000000"/>
+          <w:sz w:val="18"/>
+          <w:highlight w:val="lightGray"/>
+        </w:rPr>
+        <w:t xml:space="preserve"> [Chatgpt (GPT</w:t>
+      </w:r>
+      <w:r>
+        <w:rPr>
+          <w:rFonts w:ascii="Arial" w:eastAsia="Arial" w:hAnsi="Arial" w:cs="Cambria Math"/>
+          <w:color w:val="000000"/>
+          <w:sz w:val="18"/>
+          <w:highlight w:val="lightGray"/>
         </w:rPr>
         <w:t>‑</w:t>
       </w:r>
       <w:r>
         <w:rPr>
-          <w:b/>
-          <w:sz w:val="14"/>
-          <w:szCs w:val="14"/>
-          <w:shd w:val="clear" w:color="auto" w:fill="B7B7B7"/>
-        </w:rPr>
-        <w:t>5 Mini) at [8/12/2025]</w:t>
+          <w:rFonts w:ascii="Arial" w:eastAsia="Arial" w:hAnsi="Arial" w:cs="Arial"/>
+          <w:color w:val="000000"/>
+          <w:sz w:val="18"/>
+          <w:highlight w:val="lightGray"/>
+        </w:rPr>
+        <w:t xml:space="preserve">5 Mini)] </w:t>
+      </w:r>
+      <w:r>
+        <w:rPr>
+          <w:rFonts w:ascii="Arial" w:eastAsia="Arial" w:hAnsi="Arial" w:cs="Arial"/>
+          <w:b/>
+          <w:color w:val="000000"/>
+          <w:sz w:val="18"/>
+          <w:highlight w:val="lightGray"/>
+        </w:rPr>
+        <w:t>on</w:t>
+      </w:r>
+      <w:r>
+        <w:rPr>
+          <w:rFonts w:ascii="Arial" w:eastAsia="Arial" w:hAnsi="Arial"/>
+          <w:sz w:val="18"/>
+          <w:highlight w:val="lightGray"/>
+        </w:rPr>
+        <w:t xml:space="preserve"> [8/12/2025]</w:t>
       </w:r>
     </w:p>
     <w:p>
@@ -1702,7 +2038,7 @@
           <w:ilvl w:val="0"/>
           <w:numId w:val="10"/>
         </w:numPr>
-        <w:spacing w:before="240"/>
+        <w:spacing w:before="240" w:after="0" w:line="276" w:lineRule="auto"/>
         <w:rPr>
           <w:rFonts w:ascii="Roboto Mono" w:eastAsia="Roboto Mono" w:hAnsi="Roboto Mono" w:cs="Roboto Mono"/>
         </w:rPr>
@@ -1726,6 +2062,7 @@
           <w:ilvl w:val="0"/>
           <w:numId w:val="10"/>
         </w:numPr>
+        <w:spacing w:after="0" w:line="276" w:lineRule="auto"/>
         <w:rPr>
           <w:rFonts w:ascii="Roboto Mono" w:eastAsia="Roboto Mono" w:hAnsi="Roboto Mono" w:cs="Roboto Mono"/>
         </w:rPr>
@@ -1749,6 +2086,7 @@
           <w:ilvl w:val="1"/>
           <w:numId w:val="10"/>
         </w:numPr>
+        <w:spacing w:after="0" w:line="276" w:lineRule="auto"/>
         <w:rPr>
           <w:rFonts w:ascii="Roboto Mono" w:eastAsia="Roboto Mono" w:hAnsi="Roboto Mono" w:cs="Roboto Mono"/>
         </w:rPr>
@@ -1772,6 +2110,7 @@
           <w:ilvl w:val="1"/>
           <w:numId w:val="10"/>
         </w:numPr>
+        <w:spacing w:after="0" w:line="276" w:lineRule="auto"/>
         <w:rPr>
           <w:rFonts w:ascii="Roboto Mono" w:eastAsia="Roboto Mono" w:hAnsi="Roboto Mono" w:cs="Roboto Mono"/>
         </w:rPr>
@@ -1795,7 +2134,7 @@
           <w:ilvl w:val="1"/>
           <w:numId w:val="10"/>
         </w:numPr>
-        <w:spacing w:after="240"/>
+        <w:spacing w:after="240" w:line="276" w:lineRule="auto"/>
       </w:pPr>
       <w:r>
         <w:rPr>
@@ -1806,7 +2145,7 @@
     </w:p>
     <w:p>
       <w:r>
-        <w:pict w14:anchorId="2918EACF">
+        <w:pict w14:anchorId="64F8FB04">
           <v:rect id="_x0000_i1038" style="width:0;height:1.5pt" o:hralign="center" o:hrstd="t" o:hr="t" fillcolor="#a0a0a0" stroked="f"/>
         </w:pict>
       </w:r>
@@ -1829,51 +2168,77 @@
       </w:pPr>
       <w:r>
         <w:rPr>
-          <w:b/>
-          <w:shd w:val="clear" w:color="auto" w:fill="B7B7B7"/>
-        </w:rPr>
-        <w:t># Source</w:t>
-      </w:r>
-      <w:r>
-        <w:rPr>
-          <w:shd w:val="clear" w:color="auto" w:fill="B7B7B7"/>
-        </w:rPr>
-        <w:t xml:space="preserve">: </w:t>
-      </w:r>
-      <w:r>
-        <w:rPr>
-          <w:b/>
-          <w:shd w:val="clear" w:color="auto" w:fill="B7B7B7"/>
-        </w:rPr>
-        <w:t xml:space="preserve">Chatgpt </w:t>
-      </w:r>
-      <w:r>
-        <w:rPr>
-          <w:b/>
-          <w:sz w:val="14"/>
-          <w:szCs w:val="14"/>
-          <w:shd w:val="clear" w:color="auto" w:fill="B7B7B7"/>
-        </w:rPr>
-        <w:t>(GPT</w:t>
-      </w:r>
-      <w:r>
-        <w:rPr>
-          <w:rFonts w:ascii="Cambria Math" w:hAnsi="Cambria Math" w:cs="Cambria Math"/>
-          <w:b/>
-          <w:sz w:val="14"/>
-          <w:szCs w:val="14"/>
-          <w:shd w:val="clear" w:color="auto" w:fill="B7B7B7"/>
+          <w:rFonts w:ascii="Arial" w:eastAsia="Arial" w:hAnsi="Arial" w:cs="Arial"/>
+          <w:b/>
+          <w:color w:val="000000"/>
+          <w:sz w:val="18"/>
+          <w:highlight w:val="lightGray"/>
+        </w:rPr>
+        <w:t># Source: AI Source: Provided by: [Data Path</w:t>
+      </w:r>
+      <w:r>
+        <w:rPr>
+          <w:rFonts w:ascii="Arial" w:eastAsia="Arial" w:hAnsi="Arial" w:cs="Arial"/>
+          <w:color w:val="000000"/>
+          <w:sz w:val="18"/>
+          <w:highlight w:val="lightGray"/>
+        </w:rPr>
+        <w:t xml:space="preserve">: Persons Table -&gt; ID Column: 1, Name_En Column: Motasem Essam] -&gt; </w:t>
+      </w:r>
+      <w:r>
+        <w:rPr>
+          <w:rFonts w:ascii="Arial" w:eastAsia="Arial" w:hAnsi="Arial" w:cs="Arial"/>
+          <w:b/>
+          <w:color w:val="000000"/>
+          <w:sz w:val="18"/>
+          <w:highlight w:val="lightGray"/>
+        </w:rPr>
+        <w:t>From:</w:t>
+      </w:r>
+      <w:r>
+        <w:rPr>
+          <w:rFonts w:ascii="Arial" w:eastAsia="Arial" w:hAnsi="Arial" w:cs="Arial"/>
+          <w:color w:val="000000"/>
+          <w:sz w:val="18"/>
+          <w:highlight w:val="lightGray"/>
+        </w:rPr>
+        <w:t xml:space="preserve"> [Chatgpt (GPT</w:t>
+      </w:r>
+      <w:r>
+        <w:rPr>
+          <w:rFonts w:ascii="Arial" w:eastAsia="Arial" w:hAnsi="Arial" w:cs="Cambria Math"/>
+          <w:color w:val="000000"/>
+          <w:sz w:val="18"/>
+          <w:highlight w:val="lightGray"/>
         </w:rPr>
         <w:t>‑</w:t>
       </w:r>
       <w:r>
         <w:rPr>
-          <w:b/>
-          <w:sz w:val="14"/>
-          <w:szCs w:val="14"/>
-          <w:shd w:val="clear" w:color="auto" w:fill="B7B7B7"/>
-        </w:rPr>
-        <w:t>5 Mini) at [8/12/2025]</w:t>
+          <w:rFonts w:ascii="Arial" w:eastAsia="Arial" w:hAnsi="Arial" w:cs="Arial"/>
+          <w:color w:val="000000"/>
+          <w:sz w:val="18"/>
+          <w:highlight w:val="lightGray"/>
+        </w:rPr>
+        <w:t xml:space="preserve">5 Mini)] </w:t>
+      </w:r>
+      <w:r>
+        <w:rPr>
+          <w:rFonts w:ascii="Arial" w:eastAsia="Arial" w:hAnsi="Arial" w:cs="Arial"/>
+          <w:b/>
+          <w:color w:val="000000"/>
+          <w:sz w:val="18"/>
+          <w:highlight w:val="lightGray"/>
+        </w:rPr>
+        <w:t>on</w:t>
+      </w:r>
+      <w:r>
+        <w:rPr>
+          <w:rFonts w:ascii="Arial" w:eastAsia="Arial" w:hAnsi="Arial"/>
+          <w:sz w:val="18"/>
+          <w:highlight w:val="lightGray"/>
+        </w:rPr>
+        <w:t xml:space="preserve"> [8/12/2025]</w:t>
       </w:r>
     </w:p>
     <w:p>
@@ -1882,7 +2247,7 @@
           <w:ilvl w:val="0"/>
           <w:numId w:val="8"/>
         </w:numPr>
-        <w:spacing w:before="240" w:after="240"/>
+        <w:spacing w:before="240" w:after="240" w:line="276" w:lineRule="auto"/>
       </w:pPr>
       <w:r>
         <w:rPr>
@@ -1956,7 +2321,7 @@
     </w:p>
     <w:p>
       <w:r>
-        <w:pict w14:anchorId="3BF4C474">
+        <w:pict w14:anchorId="3EC2BA32">
           <v:rect id="_x0000_i1039" style="width:0;height:1.5pt" o:hralign="center" o:hrstd="t" o:hr="t" fillcolor="#a0a0a0" stroked="f"/>
         </w:pict>
       </w:r>
@@ -1979,51 +2344,77 @@
       </w:pPr>
       <w:r>
         <w:rPr>
-          <w:b/>
-          <w:shd w:val="clear" w:color="auto" w:fill="B7B7B7"/>
-        </w:rPr>
-        <w:t># Source</w:t>
-      </w:r>
-      <w:r>
-        <w:rPr>
-          <w:shd w:val="clear" w:color="auto" w:fill="B7B7B7"/>
-        </w:rPr>
-        <w:t xml:space="preserve">: </w:t>
-      </w:r>
-      <w:r>
-        <w:rPr>
-          <w:b/>
-          <w:shd w:val="clear" w:color="auto" w:fill="B7B7B7"/>
-        </w:rPr>
-        <w:t xml:space="preserve">Chatgpt </w:t>
-      </w:r>
-      <w:r>
-        <w:rPr>
-          <w:b/>
-          <w:sz w:val="14"/>
-          <w:szCs w:val="14"/>
-          <w:shd w:val="clear" w:color="auto" w:fill="B7B7B7"/>
-        </w:rPr>
-        <w:t>(GPT</w:t>
-      </w:r>
-      <w:r>
-        <w:rPr>
-          <w:rFonts w:ascii="Cambria Math" w:hAnsi="Cambria Math" w:cs="Cambria Math"/>
-          <w:b/>
-          <w:sz w:val="14"/>
-          <w:szCs w:val="14"/>
-          <w:shd w:val="clear" w:color="auto" w:fill="B7B7B7"/>
+          <w:rFonts w:ascii="Arial" w:eastAsia="Arial" w:hAnsi="Arial" w:cs="Arial"/>
+          <w:b/>
+          <w:color w:val="000000"/>
+          <w:sz w:val="18"/>
+          <w:highlight w:val="lightGray"/>
+        </w:rPr>
+        <w:t># Source: AI Source: Provided by: [Data Path</w:t>
+      </w:r>
+      <w:r>
+        <w:rPr>
+          <w:rFonts w:ascii="Arial" w:eastAsia="Arial" w:hAnsi="Arial" w:cs="Arial"/>
+          <w:color w:val="000000"/>
+          <w:sz w:val="18"/>
+          <w:highlight w:val="lightGray"/>
+        </w:rPr>
+        <w:t xml:space="preserve">: Persons Table -&gt; ID Column: 1, Name_En Column: Motasem Essam] -&gt; </w:t>
+      </w:r>
+      <w:r>
+        <w:rPr>
+          <w:rFonts w:ascii="Arial" w:eastAsia="Arial" w:hAnsi="Arial" w:cs="Arial"/>
+          <w:b/>
+          <w:color w:val="000000"/>
+          <w:sz w:val="18"/>
+          <w:highlight w:val="lightGray"/>
+        </w:rPr>
+        <w:t>From:</w:t>
+      </w:r>
+      <w:r>
+        <w:rPr>
+          <w:rFonts w:ascii="Arial" w:eastAsia="Arial" w:hAnsi="Arial" w:cs="Arial"/>
+          <w:color w:val="000000"/>
+          <w:sz w:val="18"/>
+          <w:highlight w:val="lightGray"/>
+        </w:rPr>
+        <w:t xml:space="preserve"> [Chatgpt (GPT</w:t>
+      </w:r>
+      <w:r>
+        <w:rPr>
+          <w:rFonts w:ascii="Arial" w:eastAsia="Arial" w:hAnsi="Arial" w:cs="Cambria Math"/>
+          <w:color w:val="000000"/>
+          <w:sz w:val="18"/>
+          <w:highlight w:val="lightGray"/>
         </w:rPr>
         <w:t>‑</w:t>
       </w:r>
       <w:r>
         <w:rPr>
-          <w:b/>
-          <w:sz w:val="14"/>
-          <w:szCs w:val="14"/>
-          <w:shd w:val="clear" w:color="auto" w:fill="B7B7B7"/>
-        </w:rPr>
-        <w:t>5 Mini) at [8/12/2025]</w:t>
+          <w:rFonts w:ascii="Arial" w:eastAsia="Arial" w:hAnsi="Arial" w:cs="Arial"/>
+          <w:color w:val="000000"/>
+          <w:sz w:val="18"/>
+          <w:highlight w:val="lightGray"/>
+        </w:rPr>
+        <w:t xml:space="preserve">5 Mini)] </w:t>
+      </w:r>
+      <w:r>
+        <w:rPr>
+          <w:rFonts w:ascii="Arial" w:eastAsia="Arial" w:hAnsi="Arial" w:cs="Arial"/>
+          <w:b/>
+          <w:color w:val="000000"/>
+          <w:sz w:val="18"/>
+          <w:highlight w:val="lightGray"/>
+        </w:rPr>
+        <w:t>on</w:t>
+      </w:r>
+      <w:r>
+        <w:rPr>
+          <w:rFonts w:ascii="Arial" w:eastAsia="Arial" w:hAnsi="Arial"/>
+          <w:sz w:val="18"/>
+          <w:highlight w:val="lightGray"/>
+        </w:rPr>
+        <w:t xml:space="preserve"> [8/12/2025]</w:t>
       </w:r>
     </w:p>
     <w:p>
@@ -2032,7 +2423,7 @@
           <w:ilvl w:val="0"/>
           <w:numId w:val="7"/>
         </w:numPr>
-        <w:spacing w:before="240"/>
+        <w:spacing w:before="240" w:after="0" w:line="276" w:lineRule="auto"/>
       </w:pPr>
       <w:r>
         <w:rPr>
@@ -2079,7 +2470,7 @@
           <w:ilvl w:val="0"/>
           <w:numId w:val="7"/>
         </w:numPr>
-        <w:spacing w:after="240"/>
+        <w:spacing w:after="240" w:line="276" w:lineRule="auto"/>
       </w:pPr>
       <w:r>
         <w:rPr>
@@ -2103,7 +2494,7 @@
     </w:p>
     <w:p>
       <w:r>
-        <w:pict w14:anchorId="38216FA5">
+        <w:pict w14:anchorId="4F6DDFAA">
           <v:rect id="_x0000_i1040" style="width:0;height:1.5pt" o:hralign="center" o:hrstd="t" o:hr="t" fillcolor="#a0a0a0" stroked="f"/>
         </w:pict>
       </w:r>
@@ -2117,7 +2508,6 @@
       <w:bookmarkStart w:id="17" w:name="_6w7iy3sl617c" w:colFirst="0" w:colLast="0"/>
       <w:bookmarkEnd w:id="17"/>
       <w:r>
-        <w:lastRenderedPageBreak/>
         <w:t>6. Test Execution ▶</w:t>
       </w:r>
     </w:p>
@@ -2127,51 +2517,77 @@
       </w:pPr>
       <w:r>
         <w:rPr>
-          <w:b/>
-          <w:shd w:val="clear" w:color="auto" w:fill="B7B7B7"/>
-        </w:rPr>
-        <w:t># Source</w:t>
-      </w:r>
-      <w:r>
-        <w:rPr>
-          <w:shd w:val="clear" w:color="auto" w:fill="B7B7B7"/>
-        </w:rPr>
-        <w:t xml:space="preserve">: </w:t>
-      </w:r>
-      <w:r>
-        <w:rPr>
-          <w:b/>
-          <w:shd w:val="clear" w:color="auto" w:fill="B7B7B7"/>
-        </w:rPr>
-        <w:t xml:space="preserve">Chatgpt </w:t>
-      </w:r>
-      <w:r>
-        <w:rPr>
-          <w:b/>
-          <w:sz w:val="14"/>
-          <w:szCs w:val="14"/>
-          <w:shd w:val="clear" w:color="auto" w:fill="B7B7B7"/>
-        </w:rPr>
-        <w:t>(GPT</w:t>
-      </w:r>
-      <w:r>
-        <w:rPr>
-          <w:rFonts w:ascii="Cambria Math" w:hAnsi="Cambria Math" w:cs="Cambria Math"/>
-          <w:b/>
-          <w:sz w:val="14"/>
-          <w:szCs w:val="14"/>
-          <w:shd w:val="clear" w:color="auto" w:fill="B7B7B7"/>
+          <w:rFonts w:ascii="Arial" w:eastAsia="Arial" w:hAnsi="Arial" w:cs="Arial"/>
+          <w:b/>
+          <w:color w:val="000000"/>
+          <w:sz w:val="18"/>
+          <w:highlight w:val="lightGray"/>
+        </w:rPr>
+        <w:t># Source: AI Source: Provided by: [Data Path</w:t>
+      </w:r>
+      <w:r>
+        <w:rPr>
+          <w:rFonts w:ascii="Arial" w:eastAsia="Arial" w:hAnsi="Arial" w:cs="Arial"/>
+          <w:color w:val="000000"/>
+          <w:sz w:val="18"/>
+          <w:highlight w:val="lightGray"/>
+        </w:rPr>
+        <w:t xml:space="preserve">: Persons Table -&gt; ID Column: 1, Name_En Column: Motasem Essam] -&gt; </w:t>
+      </w:r>
+      <w:r>
+        <w:rPr>
+          <w:rFonts w:ascii="Arial" w:eastAsia="Arial" w:hAnsi="Arial" w:cs="Arial"/>
+          <w:b/>
+          <w:color w:val="000000"/>
+          <w:sz w:val="18"/>
+          <w:highlight w:val="lightGray"/>
+        </w:rPr>
+        <w:t>From:</w:t>
+      </w:r>
+      <w:r>
+        <w:rPr>
+          <w:rFonts w:ascii="Arial" w:eastAsia="Arial" w:hAnsi="Arial" w:cs="Arial"/>
+          <w:color w:val="000000"/>
+          <w:sz w:val="18"/>
+          <w:highlight w:val="lightGray"/>
+        </w:rPr>
+        <w:t xml:space="preserve"> [Chatgpt (GPT</w:t>
+      </w:r>
+      <w:r>
+        <w:rPr>
+          <w:rFonts w:ascii="Arial" w:eastAsia="Arial" w:hAnsi="Arial" w:cs="Cambria Math"/>
+          <w:color w:val="000000"/>
+          <w:sz w:val="18"/>
+          <w:highlight w:val="lightGray"/>
         </w:rPr>
         <w:t>‑</w:t>
       </w:r>
       <w:r>
         <w:rPr>
-          <w:b/>
-          <w:sz w:val="14"/>
-          <w:szCs w:val="14"/>
-          <w:shd w:val="clear" w:color="auto" w:fill="B7B7B7"/>
-        </w:rPr>
-        <w:t>5 Mini) at [8/12/2025]</w:t>
+          <w:rFonts w:ascii="Arial" w:eastAsia="Arial" w:hAnsi="Arial" w:cs="Arial"/>
+          <w:color w:val="000000"/>
+          <w:sz w:val="18"/>
+          <w:highlight w:val="lightGray"/>
+        </w:rPr>
+        <w:t xml:space="preserve">5 Mini)] </w:t>
+      </w:r>
+      <w:r>
+        <w:rPr>
+          <w:rFonts w:ascii="Arial" w:eastAsia="Arial" w:hAnsi="Arial" w:cs="Arial"/>
+          <w:b/>
+          <w:color w:val="000000"/>
+          <w:sz w:val="18"/>
+          <w:highlight w:val="lightGray"/>
+        </w:rPr>
+        <w:t>on</w:t>
+      </w:r>
+      <w:r>
+        <w:rPr>
+          <w:rFonts w:ascii="Arial" w:eastAsia="Arial" w:hAnsi="Arial"/>
+          <w:sz w:val="18"/>
+          <w:highlight w:val="lightGray"/>
+        </w:rPr>
+        <w:t xml:space="preserve"> [8/12/2025]</w:t>
       </w:r>
     </w:p>
     <w:p>
@@ -2180,7 +2596,7 @@
           <w:ilvl w:val="0"/>
           <w:numId w:val="6"/>
         </w:numPr>
-        <w:spacing w:before="240"/>
+        <w:spacing w:before="240" w:after="0" w:line="276" w:lineRule="auto"/>
       </w:pPr>
       <w:r>
         <w:rPr>
@@ -2209,7 +2625,7 @@
           <w:ilvl w:val="0"/>
           <w:numId w:val="6"/>
         </w:numPr>
-        <w:spacing w:after="240"/>
+        <w:spacing w:after="240" w:line="276" w:lineRule="auto"/>
       </w:pPr>
       <w:r>
         <w:rPr>
@@ -2234,7 +2650,7 @@
     </w:p>
     <w:p>
       <w:r>
-        <w:pict w14:anchorId="75C4D279">
+        <w:pict w14:anchorId="452A4BE2">
           <v:rect id="_x0000_i1041" style="width:0;height:1.5pt" o:hralign="center" o:hrstd="t" o:hr="t" fillcolor="#a0a0a0" stroked="f"/>
         </w:pict>
       </w:r>
@@ -2260,51 +2676,77 @@
       </w:pPr>
       <w:r>
         <w:rPr>
-          <w:b/>
-          <w:shd w:val="clear" w:color="auto" w:fill="B7B7B7"/>
-        </w:rPr>
-        <w:t># Source</w:t>
-      </w:r>
-      <w:r>
-        <w:rPr>
-          <w:shd w:val="clear" w:color="auto" w:fill="B7B7B7"/>
-        </w:rPr>
-        <w:t xml:space="preserve">: </w:t>
-      </w:r>
-      <w:r>
-        <w:rPr>
-          <w:b/>
-          <w:shd w:val="clear" w:color="auto" w:fill="B7B7B7"/>
-        </w:rPr>
-        <w:t xml:space="preserve">Chatgpt </w:t>
-      </w:r>
-      <w:r>
-        <w:rPr>
-          <w:b/>
-          <w:sz w:val="14"/>
-          <w:szCs w:val="14"/>
-          <w:shd w:val="clear" w:color="auto" w:fill="B7B7B7"/>
-        </w:rPr>
-        <w:t>(GPT</w:t>
-      </w:r>
-      <w:r>
-        <w:rPr>
-          <w:rFonts w:ascii="Cambria Math" w:hAnsi="Cambria Math" w:cs="Cambria Math"/>
-          <w:b/>
-          <w:sz w:val="14"/>
-          <w:szCs w:val="14"/>
-          <w:shd w:val="clear" w:color="auto" w:fill="B7B7B7"/>
+          <w:rFonts w:ascii="Arial" w:eastAsia="Arial" w:hAnsi="Arial" w:cs="Arial"/>
+          <w:b/>
+          <w:color w:val="000000"/>
+          <w:sz w:val="18"/>
+          <w:highlight w:val="lightGray"/>
+        </w:rPr>
+        <w:t># Source: AI Source: Provided by: [Data Path</w:t>
+      </w:r>
+      <w:r>
+        <w:rPr>
+          <w:rFonts w:ascii="Arial" w:eastAsia="Arial" w:hAnsi="Arial" w:cs="Arial"/>
+          <w:color w:val="000000"/>
+          <w:sz w:val="18"/>
+          <w:highlight w:val="lightGray"/>
+        </w:rPr>
+        <w:t xml:space="preserve">: Persons Table -&gt; ID Column: 1, Name_En Column: Motasem Essam] -&gt; </w:t>
+      </w:r>
+      <w:r>
+        <w:rPr>
+          <w:rFonts w:ascii="Arial" w:eastAsia="Arial" w:hAnsi="Arial" w:cs="Arial"/>
+          <w:b/>
+          <w:color w:val="000000"/>
+          <w:sz w:val="18"/>
+          <w:highlight w:val="lightGray"/>
+        </w:rPr>
+        <w:t>From:</w:t>
+      </w:r>
+      <w:r>
+        <w:rPr>
+          <w:rFonts w:ascii="Arial" w:eastAsia="Arial" w:hAnsi="Arial" w:cs="Arial"/>
+          <w:color w:val="000000"/>
+          <w:sz w:val="18"/>
+          <w:highlight w:val="lightGray"/>
+        </w:rPr>
+        <w:t xml:space="preserve"> [Chatgpt (GPT</w:t>
+      </w:r>
+      <w:r>
+        <w:rPr>
+          <w:rFonts w:ascii="Arial" w:eastAsia="Arial" w:hAnsi="Arial" w:cs="Cambria Math"/>
+          <w:color w:val="000000"/>
+          <w:sz w:val="18"/>
+          <w:highlight w:val="lightGray"/>
         </w:rPr>
         <w:t>‑</w:t>
       </w:r>
       <w:r>
         <w:rPr>
-          <w:b/>
-          <w:sz w:val="14"/>
-          <w:szCs w:val="14"/>
-          <w:shd w:val="clear" w:color="auto" w:fill="B7B7B7"/>
-        </w:rPr>
-        <w:t>5 Mini) at [8/12/2025]</w:t>
+          <w:rFonts w:ascii="Arial" w:eastAsia="Arial" w:hAnsi="Arial" w:cs="Arial"/>
+          <w:color w:val="000000"/>
+          <w:sz w:val="18"/>
+          <w:highlight w:val="lightGray"/>
+        </w:rPr>
+        <w:t xml:space="preserve">5 Mini)] </w:t>
+      </w:r>
+      <w:r>
+        <w:rPr>
+          <w:rFonts w:ascii="Arial" w:eastAsia="Arial" w:hAnsi="Arial" w:cs="Arial"/>
+          <w:b/>
+          <w:color w:val="000000"/>
+          <w:sz w:val="18"/>
+          <w:highlight w:val="lightGray"/>
+        </w:rPr>
+        <w:t>on</w:t>
+      </w:r>
+      <w:r>
+        <w:rPr>
+          <w:rFonts w:ascii="Arial" w:eastAsia="Arial" w:hAnsi="Arial"/>
+          <w:sz w:val="18"/>
+          <w:highlight w:val="lightGray"/>
+        </w:rPr>
+        <w:t xml:space="preserve"> [8/12/2025]</w:t>
       </w:r>
     </w:p>
     <w:p>
@@ -2313,7 +2755,7 @@
           <w:ilvl w:val="0"/>
           <w:numId w:val="9"/>
         </w:numPr>
-        <w:spacing w:before="240"/>
+        <w:spacing w:before="240" w:after="0" w:line="276" w:lineRule="auto"/>
         <w:rPr>
           <w:rFonts w:ascii="Roboto Mono" w:eastAsia="Roboto Mono" w:hAnsi="Roboto Mono" w:cs="Roboto Mono"/>
         </w:rPr>
@@ -2337,6 +2779,7 @@
           <w:ilvl w:val="0"/>
           <w:numId w:val="9"/>
         </w:numPr>
+        <w:spacing w:after="0" w:line="276" w:lineRule="auto"/>
         <w:rPr>
           <w:rFonts w:ascii="Roboto Mono" w:eastAsia="Roboto Mono" w:hAnsi="Roboto Mono" w:cs="Roboto Mono"/>
         </w:rPr>
@@ -2360,7 +2803,7 @@
           <w:ilvl w:val="0"/>
           <w:numId w:val="9"/>
         </w:numPr>
-        <w:spacing w:after="240"/>
+        <w:spacing w:after="240" w:line="276" w:lineRule="auto"/>
       </w:pPr>
       <w:r>
         <w:rPr>
@@ -2371,7 +2814,7 @@
     </w:p>
     <w:p>
       <w:r>
-        <w:pict w14:anchorId="1ACB5B61">
+        <w:pict w14:anchorId="02ADEFC0">
           <v:rect id="_x0000_i1042" style="width:0;height:1.5pt" o:hralign="center" o:hrstd="t" o:hr="t" fillcolor="#a0a0a0" stroked="f"/>
         </w:pict>
       </w:r>
@@ -2405,7 +2848,7 @@
     </w:p>
     <w:p>
       <w:r>
-        <w:pict w14:anchorId="067D4F9D">
+        <w:pict w14:anchorId="65D359A3">
           <v:rect id="_x0000_i1043" style="width:0;height:1.5pt" o:hralign="center" o:hrstd="t" o:hr="t" fillcolor="#a0a0a0" stroked="f"/>
         </w:pict>
       </w:r>
@@ -2427,51 +2870,77 @@
       </w:pPr>
       <w:r>
         <w:rPr>
-          <w:b/>
-          <w:shd w:val="clear" w:color="auto" w:fill="B7B7B7"/>
-        </w:rPr>
-        <w:t># Source</w:t>
-      </w:r>
-      <w:r>
-        <w:rPr>
-          <w:shd w:val="clear" w:color="auto" w:fill="B7B7B7"/>
-        </w:rPr>
-        <w:t xml:space="preserve">: </w:t>
-      </w:r>
-      <w:r>
-        <w:rPr>
-          <w:b/>
-          <w:shd w:val="clear" w:color="auto" w:fill="B7B7B7"/>
-        </w:rPr>
-        <w:t xml:space="preserve">Chatgpt </w:t>
-      </w:r>
-      <w:r>
-        <w:rPr>
-          <w:b/>
-          <w:sz w:val="14"/>
-          <w:szCs w:val="14"/>
-          <w:shd w:val="clear" w:color="auto" w:fill="B7B7B7"/>
-        </w:rPr>
-        <w:t>(GPT</w:t>
-      </w:r>
-      <w:r>
-        <w:rPr>
-          <w:rFonts w:ascii="Cambria Math" w:hAnsi="Cambria Math" w:cs="Cambria Math"/>
-          <w:b/>
-          <w:sz w:val="14"/>
-          <w:szCs w:val="14"/>
-          <w:shd w:val="clear" w:color="auto" w:fill="B7B7B7"/>
+          <w:rFonts w:ascii="Arial" w:eastAsia="Arial" w:hAnsi="Arial" w:cs="Arial"/>
+          <w:b/>
+          <w:color w:val="000000"/>
+          <w:sz w:val="18"/>
+          <w:highlight w:val="lightGray"/>
+        </w:rPr>
+        <w:t># Source: AI Source: Provided by: [Data Path</w:t>
+      </w:r>
+      <w:r>
+        <w:rPr>
+          <w:rFonts w:ascii="Arial" w:eastAsia="Arial" w:hAnsi="Arial" w:cs="Arial"/>
+          <w:color w:val="000000"/>
+          <w:sz w:val="18"/>
+          <w:highlight w:val="lightGray"/>
+        </w:rPr>
+        <w:t xml:space="preserve">: Persons Table -&gt; ID Column: 1, Name_En Column: Motasem Essam] -&gt; </w:t>
+      </w:r>
+      <w:r>
+        <w:rPr>
+          <w:rFonts w:ascii="Arial" w:eastAsia="Arial" w:hAnsi="Arial" w:cs="Arial"/>
+          <w:b/>
+          <w:color w:val="000000"/>
+          <w:sz w:val="18"/>
+          <w:highlight w:val="lightGray"/>
+        </w:rPr>
+        <w:t>From:</w:t>
+      </w:r>
+      <w:r>
+        <w:rPr>
+          <w:rFonts w:ascii="Arial" w:eastAsia="Arial" w:hAnsi="Arial" w:cs="Arial"/>
+          <w:color w:val="000000"/>
+          <w:sz w:val="18"/>
+          <w:highlight w:val="lightGray"/>
+        </w:rPr>
+        <w:t xml:space="preserve"> [Chatgpt (GPT</w:t>
+      </w:r>
+      <w:r>
+        <w:rPr>
+          <w:rFonts w:ascii="Arial" w:eastAsia="Arial" w:hAnsi="Arial" w:cs="Cambria Math"/>
+          <w:color w:val="000000"/>
+          <w:sz w:val="18"/>
+          <w:highlight w:val="lightGray"/>
         </w:rPr>
         <w:t>‑</w:t>
       </w:r>
       <w:r>
         <w:rPr>
-          <w:b/>
-          <w:sz w:val="14"/>
-          <w:szCs w:val="14"/>
-          <w:shd w:val="clear" w:color="auto" w:fill="B7B7B7"/>
-        </w:rPr>
-        <w:t>5 Mini) at [8/12/2025]</w:t>
+          <w:rFonts w:ascii="Arial" w:eastAsia="Arial" w:hAnsi="Arial" w:cs="Arial"/>
+          <w:color w:val="000000"/>
+          <w:sz w:val="18"/>
+          <w:highlight w:val="lightGray"/>
+        </w:rPr>
+        <w:t xml:space="preserve">5 Mini)] </w:t>
+      </w:r>
+      <w:r>
+        <w:rPr>
+          <w:rFonts w:ascii="Arial" w:eastAsia="Arial" w:hAnsi="Arial" w:cs="Arial"/>
+          <w:b/>
+          <w:color w:val="000000"/>
+          <w:sz w:val="18"/>
+          <w:highlight w:val="lightGray"/>
+        </w:rPr>
+        <w:t>on</w:t>
+      </w:r>
+      <w:r>
+        <w:rPr>
+          <w:rFonts w:ascii="Arial" w:eastAsia="Arial" w:hAnsi="Arial"/>
+          <w:sz w:val="18"/>
+          <w:highlight w:val="lightGray"/>
+        </w:rPr>
+        <w:t xml:space="preserve"> [8/12/2025]</w:t>
       </w:r>
     </w:p>
     <w:p>
@@ -2507,7 +2976,7 @@
           <w:ilvl w:val="0"/>
           <w:numId w:val="2"/>
         </w:numPr>
-        <w:spacing w:before="240"/>
+        <w:spacing w:before="240" w:after="0" w:line="276" w:lineRule="auto"/>
       </w:pPr>
       <w:r>
         <w:rPr>
@@ -2535,6 +3004,7 @@
           <w:ilvl w:val="1"/>
           <w:numId w:val="2"/>
         </w:numPr>
+        <w:spacing w:after="0" w:line="276" w:lineRule="auto"/>
         <w:rPr>
           <w:rFonts w:ascii="Roboto Mono" w:eastAsia="Roboto Mono" w:hAnsi="Roboto Mono" w:cs="Roboto Mono"/>
         </w:rPr>
@@ -2558,6 +3028,7 @@
           <w:ilvl w:val="1"/>
           <w:numId w:val="2"/>
         </w:numPr>
+        <w:spacing w:after="0" w:line="276" w:lineRule="auto"/>
         <w:rPr>
           <w:rFonts w:ascii="Roboto Mono" w:eastAsia="Roboto Mono" w:hAnsi="Roboto Mono" w:cs="Roboto Mono"/>
         </w:rPr>
@@ -2581,6 +3052,7 @@
           <w:ilvl w:val="0"/>
           <w:numId w:val="2"/>
         </w:numPr>
+        <w:spacing w:after="0" w:line="276" w:lineRule="auto"/>
       </w:pPr>
       <w:r>
         <w:rPr>
@@ -2608,12 +3080,12 @@
           <w:ilvl w:val="1"/>
           <w:numId w:val="2"/>
         </w:numPr>
-      </w:pPr>
-      <w:r>
-        <w:rPr>
-          <w:rFonts w:ascii="Roboto Mono" w:eastAsia="Roboto Mono" w:hAnsi="Roboto Mono" w:cs="Roboto Mono"/>
-        </w:rPr>
-        <w:lastRenderedPageBreak/>
+        <w:spacing w:after="0" w:line="276" w:lineRule="auto"/>
+      </w:pPr>
+      <w:r>
+        <w:rPr>
+          <w:rFonts w:ascii="Roboto Mono" w:eastAsia="Roboto Mono" w:hAnsi="Roboto Mono" w:cs="Roboto Mono"/>
+        </w:rPr>
         <w:t xml:space="preserve">Study requirements and identify </w:t>
       </w:r>
       <w:r>
@@ -2642,6 +3114,7 @@
           <w:ilvl w:val="1"/>
           <w:numId w:val="2"/>
         </w:numPr>
+        <w:spacing w:after="0" w:line="276" w:lineRule="auto"/>
         <w:rPr>
           <w:rFonts w:ascii="Roboto Mono" w:eastAsia="Roboto Mono" w:hAnsi="Roboto Mono" w:cs="Roboto Mono"/>
         </w:rPr>
@@ -2665,6 +3138,7 @@
           <w:ilvl w:val="0"/>
           <w:numId w:val="2"/>
         </w:numPr>
+        <w:spacing w:after="0" w:line="276" w:lineRule="auto"/>
       </w:pPr>
       <w:r>
         <w:rPr>
@@ -2692,6 +3166,7 @@
           <w:ilvl w:val="1"/>
           <w:numId w:val="2"/>
         </w:numPr>
+        <w:spacing w:after="0" w:line="276" w:lineRule="auto"/>
       </w:pPr>
       <w:r>
         <w:rPr>
@@ -2738,6 +3213,7 @@
           <w:ilvl w:val="1"/>
           <w:numId w:val="2"/>
         </w:numPr>
+        <w:spacing w:after="0" w:line="276" w:lineRule="auto"/>
         <w:rPr>
           <w:rFonts w:ascii="Roboto Mono" w:eastAsia="Roboto Mono" w:hAnsi="Roboto Mono" w:cs="Roboto Mono"/>
         </w:rPr>
@@ -2761,6 +3237,7 @@
           <w:ilvl w:val="0"/>
           <w:numId w:val="2"/>
         </w:numPr>
+        <w:spacing w:after="0" w:line="276" w:lineRule="auto"/>
       </w:pPr>
       <w:r>
         <w:rPr>
@@ -2788,6 +3265,7 @@
           <w:ilvl w:val="1"/>
           <w:numId w:val="2"/>
         </w:numPr>
+        <w:spacing w:after="0" w:line="276" w:lineRule="auto"/>
         <w:rPr>
           <w:rFonts w:ascii="Roboto Mono" w:eastAsia="Roboto Mono" w:hAnsi="Roboto Mono" w:cs="Roboto Mono"/>
         </w:rPr>
@@ -2811,6 +3289,7 @@
           <w:ilvl w:val="1"/>
           <w:numId w:val="2"/>
         </w:numPr>
+        <w:spacing w:after="0" w:line="276" w:lineRule="auto"/>
         <w:rPr>
           <w:rFonts w:ascii="Roboto Mono" w:eastAsia="Roboto Mono" w:hAnsi="Roboto Mono" w:cs="Roboto Mono"/>
         </w:rPr>
@@ -2834,6 +3313,7 @@
           <w:ilvl w:val="0"/>
           <w:numId w:val="2"/>
         </w:numPr>
+        <w:spacing w:after="0" w:line="276" w:lineRule="auto"/>
       </w:pPr>
       <w:r>
         <w:rPr>
@@ -2861,6 +3341,7 @@
           <w:ilvl w:val="1"/>
           <w:numId w:val="2"/>
         </w:numPr>
+        <w:spacing w:after="0" w:line="276" w:lineRule="auto"/>
         <w:rPr>
           <w:rFonts w:ascii="Roboto Mono" w:eastAsia="Roboto Mono" w:hAnsi="Roboto Mono" w:cs="Roboto Mono"/>
         </w:rPr>
@@ -2884,6 +3365,7 @@
           <w:ilvl w:val="1"/>
           <w:numId w:val="2"/>
         </w:numPr>
+        <w:spacing w:after="0" w:line="276" w:lineRule="auto"/>
         <w:rPr>
           <w:rFonts w:ascii="Roboto Mono" w:eastAsia="Roboto Mono" w:hAnsi="Roboto Mono" w:cs="Roboto Mono"/>
         </w:rPr>
@@ -2907,6 +3389,7 @@
           <w:ilvl w:val="0"/>
           <w:numId w:val="2"/>
         </w:numPr>
+        <w:spacing w:after="0" w:line="276" w:lineRule="auto"/>
       </w:pPr>
       <w:r>
         <w:rPr>
@@ -2934,6 +3417,7 @@
           <w:ilvl w:val="1"/>
           <w:numId w:val="2"/>
         </w:numPr>
+        <w:spacing w:after="0" w:line="276" w:lineRule="auto"/>
         <w:rPr>
           <w:rFonts w:ascii="Roboto Mono" w:eastAsia="Roboto Mono" w:hAnsi="Roboto Mono" w:cs="Roboto Mono"/>
         </w:rPr>
@@ -2957,7 +3441,7 @@
           <w:ilvl w:val="1"/>
           <w:numId w:val="2"/>
         </w:numPr>
-        <w:spacing w:after="240"/>
+        <w:spacing w:after="240" w:line="276" w:lineRule="auto"/>
         <w:rPr>
           <w:rFonts w:ascii="Roboto Mono" w:eastAsia="Roboto Mono" w:hAnsi="Roboto Mono" w:cs="Roboto Mono"/>
         </w:rPr>
@@ -2985,51 +3469,77 @@
       </w:pPr>
       <w:r>
         <w:rPr>
-          <w:b/>
-          <w:shd w:val="clear" w:color="auto" w:fill="B7B7B7"/>
-        </w:rPr>
-        <w:t># Source</w:t>
-      </w:r>
-      <w:r>
-        <w:rPr>
-          <w:shd w:val="clear" w:color="auto" w:fill="B7B7B7"/>
-        </w:rPr>
-        <w:t xml:space="preserve">: </w:t>
-      </w:r>
-      <w:r>
-        <w:rPr>
-          <w:b/>
-          <w:shd w:val="clear" w:color="auto" w:fill="B7B7B7"/>
-        </w:rPr>
-        <w:t xml:space="preserve">Chatgpt </w:t>
-      </w:r>
-      <w:r>
-        <w:rPr>
-          <w:b/>
-          <w:sz w:val="14"/>
-          <w:szCs w:val="14"/>
-          <w:shd w:val="clear" w:color="auto" w:fill="B7B7B7"/>
-        </w:rPr>
-        <w:t>(GPT</w:t>
-      </w:r>
-      <w:r>
-        <w:rPr>
-          <w:rFonts w:ascii="Cambria Math" w:hAnsi="Cambria Math" w:cs="Cambria Math"/>
-          <w:b/>
-          <w:sz w:val="14"/>
-          <w:szCs w:val="14"/>
-          <w:shd w:val="clear" w:color="auto" w:fill="B7B7B7"/>
+          <w:rFonts w:ascii="Arial" w:eastAsia="Arial" w:hAnsi="Arial" w:cs="Arial"/>
+          <w:b/>
+          <w:color w:val="000000"/>
+          <w:sz w:val="18"/>
+          <w:highlight w:val="lightGray"/>
+        </w:rPr>
+        <w:t># Source: AI Source: Provided by: [Data Path</w:t>
+      </w:r>
+      <w:r>
+        <w:rPr>
+          <w:rFonts w:ascii="Arial" w:eastAsia="Arial" w:hAnsi="Arial" w:cs="Arial"/>
+          <w:color w:val="000000"/>
+          <w:sz w:val="18"/>
+          <w:highlight w:val="lightGray"/>
+        </w:rPr>
+        <w:t xml:space="preserve">: Persons Table -&gt; ID Column: 1, Name_En Column: Motasem Essam] -&gt; </w:t>
+      </w:r>
+      <w:r>
+        <w:rPr>
+          <w:rFonts w:ascii="Arial" w:eastAsia="Arial" w:hAnsi="Arial" w:cs="Arial"/>
+          <w:b/>
+          <w:color w:val="000000"/>
+          <w:sz w:val="18"/>
+          <w:highlight w:val="lightGray"/>
+        </w:rPr>
+        <w:t>From:</w:t>
+      </w:r>
+      <w:r>
+        <w:rPr>
+          <w:rFonts w:ascii="Arial" w:eastAsia="Arial" w:hAnsi="Arial" w:cs="Arial"/>
+          <w:color w:val="000000"/>
+          <w:sz w:val="18"/>
+          <w:highlight w:val="lightGray"/>
+        </w:rPr>
+        <w:t xml:space="preserve"> [Chatgpt (GPT</w:t>
+      </w:r>
+      <w:r>
+        <w:rPr>
+          <w:rFonts w:ascii="Arial" w:eastAsia="Arial" w:hAnsi="Arial" w:cs="Cambria Math"/>
+          <w:color w:val="000000"/>
+          <w:sz w:val="18"/>
+          <w:highlight w:val="lightGray"/>
         </w:rPr>
         <w:t>‑</w:t>
       </w:r>
       <w:r>
         <w:rPr>
-          <w:b/>
-          <w:sz w:val="14"/>
-          <w:szCs w:val="14"/>
-          <w:shd w:val="clear" w:color="auto" w:fill="B7B7B7"/>
-        </w:rPr>
-        <w:t>5 Mini) at [8/12/2025]</w:t>
+          <w:rFonts w:ascii="Arial" w:eastAsia="Arial" w:hAnsi="Arial" w:cs="Arial"/>
+          <w:color w:val="000000"/>
+          <w:sz w:val="18"/>
+          <w:highlight w:val="lightGray"/>
+        </w:rPr>
+        <w:t xml:space="preserve">5 Mini)] </w:t>
+      </w:r>
+      <w:r>
+        <w:rPr>
+          <w:rFonts w:ascii="Arial" w:eastAsia="Arial" w:hAnsi="Arial" w:cs="Arial"/>
+          <w:b/>
+          <w:color w:val="000000"/>
+          <w:sz w:val="18"/>
+          <w:highlight w:val="lightGray"/>
+        </w:rPr>
+        <w:t>on</w:t>
+      </w:r>
+      <w:r>
+        <w:rPr>
+          <w:rFonts w:ascii="Arial" w:eastAsia="Arial" w:hAnsi="Arial"/>
+          <w:sz w:val="18"/>
+          <w:highlight w:val="lightGray"/>
+        </w:rPr>
+        <w:t xml:space="preserve"> [8/12/2025]</w:t>
       </w:r>
     </w:p>
     <w:p>
@@ -3044,7 +3554,6 @@
           <w:rFonts w:ascii="Roboto Mono" w:eastAsia="Roboto Mono" w:hAnsi="Roboto Mono" w:cs="Roboto Mono"/>
           <w:b/>
         </w:rPr>
-        <w:lastRenderedPageBreak/>
         <w:t>Test Roles</w:t>
       </w:r>
       <w:r>
@@ -3096,7 +3605,7 @@
     </w:p>
     <w:p>
       <w:r>
-        <w:pict w14:anchorId="1063F66E">
+        <w:pict w14:anchorId="7822A798">
           <v:rect id="_x0000_i1044" style="width:0;height:1.5pt" o:hralign="center" o:hrstd="t" o:hr="t" fillcolor="#a0a0a0" stroked="f"/>
         </w:pict>
       </w:r>
@@ -3119,51 +3628,77 @@
       </w:pPr>
       <w:r>
         <w:rPr>
-          <w:b/>
-          <w:shd w:val="clear" w:color="auto" w:fill="B7B7B7"/>
-        </w:rPr>
-        <w:t># Source</w:t>
-      </w:r>
-      <w:r>
-        <w:rPr>
-          <w:shd w:val="clear" w:color="auto" w:fill="B7B7B7"/>
-        </w:rPr>
-        <w:t xml:space="preserve">: </w:t>
-      </w:r>
-      <w:r>
-        <w:rPr>
-          <w:b/>
-          <w:shd w:val="clear" w:color="auto" w:fill="B7B7B7"/>
-        </w:rPr>
-        <w:t xml:space="preserve">Chatgpt </w:t>
-      </w:r>
-      <w:r>
-        <w:rPr>
-          <w:b/>
-          <w:sz w:val="14"/>
-          <w:szCs w:val="14"/>
-          <w:shd w:val="clear" w:color="auto" w:fill="B7B7B7"/>
-        </w:rPr>
-        <w:t>(GPT</w:t>
-      </w:r>
-      <w:r>
-        <w:rPr>
-          <w:rFonts w:ascii="Cambria Math" w:hAnsi="Cambria Math" w:cs="Cambria Math"/>
-          <w:b/>
-          <w:sz w:val="14"/>
-          <w:szCs w:val="14"/>
-          <w:shd w:val="clear" w:color="auto" w:fill="B7B7B7"/>
+          <w:rFonts w:ascii="Arial" w:eastAsia="Arial" w:hAnsi="Arial" w:cs="Arial"/>
+          <w:b/>
+          <w:color w:val="000000"/>
+          <w:sz w:val="18"/>
+          <w:highlight w:val="lightGray"/>
+        </w:rPr>
+        <w:t># Source: AI Source: Provided by: [Data Path</w:t>
+      </w:r>
+      <w:r>
+        <w:rPr>
+          <w:rFonts w:ascii="Arial" w:eastAsia="Arial" w:hAnsi="Arial" w:cs="Arial"/>
+          <w:color w:val="000000"/>
+          <w:sz w:val="18"/>
+          <w:highlight w:val="lightGray"/>
+        </w:rPr>
+        <w:t xml:space="preserve">: Persons Table -&gt; ID Column: 1, Name_En Column: Motasem Essam] -&gt; </w:t>
+      </w:r>
+      <w:r>
+        <w:rPr>
+          <w:rFonts w:ascii="Arial" w:eastAsia="Arial" w:hAnsi="Arial" w:cs="Arial"/>
+          <w:b/>
+          <w:color w:val="000000"/>
+          <w:sz w:val="18"/>
+          <w:highlight w:val="lightGray"/>
+        </w:rPr>
+        <w:t>From:</w:t>
+      </w:r>
+      <w:r>
+        <w:rPr>
+          <w:rFonts w:ascii="Arial" w:eastAsia="Arial" w:hAnsi="Arial" w:cs="Arial"/>
+          <w:color w:val="000000"/>
+          <w:sz w:val="18"/>
+          <w:highlight w:val="lightGray"/>
+        </w:rPr>
+        <w:t xml:space="preserve"> [Chatgpt (GPT</w:t>
+      </w:r>
+      <w:r>
+        <w:rPr>
+          <w:rFonts w:ascii="Arial" w:eastAsia="Arial" w:hAnsi="Arial" w:cs="Cambria Math"/>
+          <w:color w:val="000000"/>
+          <w:sz w:val="18"/>
+          <w:highlight w:val="lightGray"/>
         </w:rPr>
         <w:t>‑</w:t>
       </w:r>
       <w:r>
         <w:rPr>
-          <w:b/>
-          <w:sz w:val="14"/>
-          <w:szCs w:val="14"/>
-          <w:shd w:val="clear" w:color="auto" w:fill="B7B7B7"/>
-        </w:rPr>
-        <w:t>5 Mini) at [8/12/2025]</w:t>
+          <w:rFonts w:ascii="Arial" w:eastAsia="Arial" w:hAnsi="Arial" w:cs="Arial"/>
+          <w:color w:val="000000"/>
+          <w:sz w:val="18"/>
+          <w:highlight w:val="lightGray"/>
+        </w:rPr>
+        <w:t xml:space="preserve">5 Mini)] </w:t>
+      </w:r>
+      <w:r>
+        <w:rPr>
+          <w:rFonts w:ascii="Arial" w:eastAsia="Arial" w:hAnsi="Arial" w:cs="Arial"/>
+          <w:b/>
+          <w:color w:val="000000"/>
+          <w:sz w:val="18"/>
+          <w:highlight w:val="lightGray"/>
+        </w:rPr>
+        <w:t>on</w:t>
+      </w:r>
+      <w:r>
+        <w:rPr>
+          <w:rFonts w:ascii="Arial" w:eastAsia="Arial" w:hAnsi="Arial"/>
+          <w:sz w:val="18"/>
+          <w:highlight w:val="lightGray"/>
+        </w:rPr>
+        <w:t xml:space="preserve"> [8/12/2025]</w:t>
       </w:r>
     </w:p>
     <w:p>
@@ -3172,7 +3707,7 @@
           <w:noProof/>
         </w:rPr>
         <w:drawing>
-          <wp:inline distT="114300" distB="114300" distL="114300" distR="114300" wp14:anchorId="5C555102" wp14:editId="5011B44F">
+          <wp:inline distT="114300" distB="114300" distL="114300" distR="114300" wp14:anchorId="123B44F2" wp14:editId="06D0C59E">
             <wp:extent cx="5943600" cy="4762500"/>
             <wp:effectExtent l="0" t="0" r="0" b="0"/>
             <wp:docPr id="1" name="image1.png"/>
@@ -3389,14 +3924,7 @@
               <w:rPr>
                 <w:rFonts w:ascii="Roboto Mono" w:eastAsia="Roboto Mono" w:hAnsi="Roboto Mono" w:cs="Roboto Mono"/>
               </w:rPr>
-              <w:t xml:space="preserve">Oversees the testing process, plans resources, </w:t>
-            </w:r>
-            <w:r>
-              <w:rPr>
-                <w:rFonts w:ascii="Roboto Mono" w:eastAsia="Roboto Mono" w:hAnsi="Roboto Mono" w:cs="Roboto Mono"/>
-              </w:rPr>
-              <w:lastRenderedPageBreak/>
-              <w:t>manages risks, ensures deadlines are met.</w:t>
+              <w:t>Oversees the testing process, plans resources, manages risks, ensures deadlines are met.</w:t>
             </w:r>
           </w:p>
         </w:tc>
@@ -3426,15 +3954,7 @@
               <w:rPr>
                 <w:rFonts w:ascii="Roboto Mono" w:eastAsia="Roboto Mono" w:hAnsi="Roboto Mono" w:cs="Roboto Mono"/>
               </w:rPr>
-              <w:lastRenderedPageBreak/>
-              <w:t xml:space="preserve">Create test strategy, assign tasks, monitor </w:t>
-            </w:r>
-            <w:r>
-              <w:rPr>
-                <w:rFonts w:ascii="Roboto Mono" w:eastAsia="Roboto Mono" w:hAnsi="Roboto Mono" w:cs="Roboto Mono"/>
-              </w:rPr>
-              <w:lastRenderedPageBreak/>
-              <w:t>progress, report to stakeholders.</w:t>
+              <w:t>Create test strategy, assign tasks, monitor progress, report to stakeholders.</w:t>
             </w:r>
           </w:p>
         </w:tc>
@@ -3470,7 +3990,6 @@
                 <w:rFonts w:ascii="Roboto Mono" w:eastAsia="Roboto Mono" w:hAnsi="Roboto Mono" w:cs="Roboto Mono"/>
                 <w:b/>
               </w:rPr>
-              <w:lastRenderedPageBreak/>
               <w:t>Test Analyst</w:t>
             </w:r>
           </w:p>
@@ -4115,7 +4634,7 @@
     </w:tbl>
     <w:p>
       <w:r>
-        <w:pict w14:anchorId="65F19CDF">
+        <w:pict w14:anchorId="648459D8">
           <v:rect id="_x0000_i1045" style="width:0;height:1.5pt" o:hralign="center" o:hrstd="t" o:hr="t" fillcolor="#a0a0a0" stroked="f"/>
         </w:pict>
       </w:r>
@@ -4151,51 +4670,77 @@
       </w:pPr>
       <w:r>
         <w:rPr>
-          <w:b/>
-          <w:shd w:val="clear" w:color="auto" w:fill="B7B7B7"/>
-        </w:rPr>
-        <w:t># Source</w:t>
-      </w:r>
-      <w:r>
-        <w:rPr>
-          <w:shd w:val="clear" w:color="auto" w:fill="B7B7B7"/>
-        </w:rPr>
-        <w:t xml:space="preserve">: </w:t>
-      </w:r>
-      <w:r>
-        <w:rPr>
-          <w:b/>
-          <w:shd w:val="clear" w:color="auto" w:fill="B7B7B7"/>
-        </w:rPr>
-        <w:t xml:space="preserve">Chatgpt </w:t>
-      </w:r>
-      <w:r>
-        <w:rPr>
-          <w:b/>
-          <w:sz w:val="14"/>
-          <w:szCs w:val="14"/>
-          <w:shd w:val="clear" w:color="auto" w:fill="B7B7B7"/>
-        </w:rPr>
-        <w:t>(GPT</w:t>
-      </w:r>
-      <w:r>
-        <w:rPr>
-          <w:rFonts w:ascii="Cambria Math" w:hAnsi="Cambria Math" w:cs="Cambria Math"/>
-          <w:b/>
-          <w:sz w:val="14"/>
-          <w:szCs w:val="14"/>
-          <w:shd w:val="clear" w:color="auto" w:fill="B7B7B7"/>
+          <w:rFonts w:ascii="Arial" w:eastAsia="Arial" w:hAnsi="Arial" w:cs="Arial"/>
+          <w:b/>
+          <w:color w:val="000000"/>
+          <w:sz w:val="18"/>
+          <w:highlight w:val="lightGray"/>
+        </w:rPr>
+        <w:t># Source: AI Source: Provided by: [Data Path</w:t>
+      </w:r>
+      <w:r>
+        <w:rPr>
+          <w:rFonts w:ascii="Arial" w:eastAsia="Arial" w:hAnsi="Arial" w:cs="Arial"/>
+          <w:color w:val="000000"/>
+          <w:sz w:val="18"/>
+          <w:highlight w:val="lightGray"/>
+        </w:rPr>
+        <w:t xml:space="preserve">: Persons Table -&gt; ID Column: 1, Name_En Column: Motasem Essam] -&gt; </w:t>
+      </w:r>
+      <w:r>
+        <w:rPr>
+          <w:rFonts w:ascii="Arial" w:eastAsia="Arial" w:hAnsi="Arial" w:cs="Arial"/>
+          <w:b/>
+          <w:color w:val="000000"/>
+          <w:sz w:val="18"/>
+          <w:highlight w:val="lightGray"/>
+        </w:rPr>
+        <w:t>From:</w:t>
+      </w:r>
+      <w:r>
+        <w:rPr>
+          <w:rFonts w:ascii="Arial" w:eastAsia="Arial" w:hAnsi="Arial" w:cs="Arial"/>
+          <w:color w:val="000000"/>
+          <w:sz w:val="18"/>
+          <w:highlight w:val="lightGray"/>
+        </w:rPr>
+        <w:t xml:space="preserve"> [Chatgpt (GPT</w:t>
+      </w:r>
+      <w:r>
+        <w:rPr>
+          <w:rFonts w:ascii="Arial" w:eastAsia="Arial" w:hAnsi="Arial" w:cs="Cambria Math"/>
+          <w:color w:val="000000"/>
+          <w:sz w:val="18"/>
+          <w:highlight w:val="lightGray"/>
         </w:rPr>
         <w:t>‑</w:t>
       </w:r>
       <w:r>
         <w:rPr>
-          <w:b/>
-          <w:sz w:val="14"/>
-          <w:szCs w:val="14"/>
-          <w:shd w:val="clear" w:color="auto" w:fill="B7B7B7"/>
-        </w:rPr>
-        <w:t>5 Mini) at [8/12/2025]</w:t>
+          <w:rFonts w:ascii="Arial" w:eastAsia="Arial" w:hAnsi="Arial" w:cs="Arial"/>
+          <w:color w:val="000000"/>
+          <w:sz w:val="18"/>
+          <w:highlight w:val="lightGray"/>
+        </w:rPr>
+        <w:t xml:space="preserve">5 Mini)] </w:t>
+      </w:r>
+      <w:r>
+        <w:rPr>
+          <w:rFonts w:ascii="Arial" w:eastAsia="Arial" w:hAnsi="Arial" w:cs="Arial"/>
+          <w:b/>
+          <w:color w:val="000000"/>
+          <w:sz w:val="18"/>
+          <w:highlight w:val="lightGray"/>
+        </w:rPr>
+        <w:t>on</w:t>
+      </w:r>
+      <w:r>
+        <w:rPr>
+          <w:rFonts w:ascii="Arial" w:eastAsia="Arial" w:hAnsi="Arial"/>
+          <w:sz w:val="18"/>
+          <w:highlight w:val="lightGray"/>
+        </w:rPr>
+        <w:t xml:space="preserve"> [8/12/2025]</w:t>
       </w:r>
     </w:p>
     <w:p>
@@ -4209,7 +4754,6 @@
         <w:rPr>
           <w:rFonts w:ascii="Roboto Mono" w:eastAsia="Roboto Mono" w:hAnsi="Roboto Mono" w:cs="Roboto Mono"/>
         </w:rPr>
-        <w:lastRenderedPageBreak/>
         <w:t>Imagine you’re testing an e-commerce site:</w:t>
       </w:r>
     </w:p>
@@ -4219,7 +4763,7 @@
           <w:ilvl w:val="0"/>
           <w:numId w:val="11"/>
         </w:numPr>
-        <w:spacing w:before="240"/>
+        <w:spacing w:before="240" w:after="0" w:line="276" w:lineRule="auto"/>
       </w:pPr>
       <w:r>
         <w:rPr>
@@ -4247,6 +4791,7 @@
           <w:ilvl w:val="0"/>
           <w:numId w:val="11"/>
         </w:numPr>
+        <w:spacing w:after="0" w:line="276" w:lineRule="auto"/>
       </w:pPr>
       <w:r>
         <w:rPr>
@@ -4274,6 +4819,7 @@
           <w:ilvl w:val="0"/>
           <w:numId w:val="11"/>
         </w:numPr>
+        <w:spacing w:after="0" w:line="276" w:lineRule="auto"/>
       </w:pPr>
       <w:r>
         <w:rPr>
@@ -4301,6 +4847,7 @@
           <w:ilvl w:val="0"/>
           <w:numId w:val="11"/>
         </w:numPr>
+        <w:spacing w:after="0" w:line="276" w:lineRule="auto"/>
       </w:pPr>
       <w:r>
         <w:rPr>
@@ -4328,7 +4875,7 @@
           <w:ilvl w:val="0"/>
           <w:numId w:val="11"/>
         </w:numPr>
-        <w:spacing w:after="240"/>
+        <w:spacing w:after="240" w:line="276" w:lineRule="auto"/>
       </w:pPr>
       <w:r>
         <w:rPr>
@@ -4346,19 +4893,20 @@
     </w:p>
     <w:p>
       <w:r>
-        <w:pict w14:anchorId="011BF8B9">
+        <w:pict w14:anchorId="44779566">
           <v:rect id="_x0000_i1046" style="width:0;height:1.5pt" o:hralign="center" o:hrstd="t" o:hr="t" fillcolor="#a0a0a0" stroked="f"/>
         </w:pict>
       </w:r>
     </w:p>
+    <w:p/>
     <w:p/>
     <w:p/>
     <w:p/>
     <w:sectPr>
       <w:pgSz w:w="12240" w:h="15840"/>
       <w:pgMar w:top="1440" w:right="1440" w:bottom="1440" w:left="1440" w:header="720" w:footer="720" w:gutter="0"/>
-      <w:pgNumType w:start="1"/>
       <w:cols w:space="720"/>
+      <w:docGrid w:linePitch="360"/>
     </w:sectPr>
   </w:body>
 </w:document>
@@ -6625,18 +7173,6 @@
   <w:style w:type="paragraph" w:default="1" w:styleId="Normal">
     <w:name w:val="Normal"/>
     <w:qFormat/>
-    <w:rsid w:val="00E17699"/>
-    <w:pPr>
-      <w:spacing w:after="0" w:line="276" w:lineRule="auto"/>
-    </w:pPr>
-    <w:rPr>
-      <w:rFonts w:ascii="Arial" w:eastAsia="Arial" w:hAnsi="Arial" w:cs="Arial"/>
-      <w:kern w:val="0"/>
-      <w:sz w:val="22"/>
-      <w:szCs w:val="22"/>
-      <w:lang w:val="en"/>
-      <w14:ligatures w14:val="none"/>
-    </w:rPr>
   </w:style>
   <w:style w:type="paragraph" w:styleId="Heading1">
     <w:name w:val="heading 1"/>
@@ -6645,7 +7181,7 @@
     <w:link w:val="Heading1Char"/>
     <w:uiPriority w:val="9"/>
     <w:qFormat/>
-    <w:rsid w:val="00B47C8F"/>
+    <w:rsid w:val="00266A5B"/>
     <w:pPr>
       <w:keepNext/>
       <w:keepLines/>
@@ -6667,7 +7203,7 @@
     <w:uiPriority w:val="9"/>
     <w:unhideWhenUsed/>
     <w:qFormat/>
-    <w:rsid w:val="00B47C8F"/>
+    <w:rsid w:val="00266A5B"/>
     <w:pPr>
       <w:keepNext/>
       <w:keepLines/>
@@ -6689,7 +7225,7 @@
     <w:uiPriority w:val="9"/>
     <w:unhideWhenUsed/>
     <w:qFormat/>
-    <w:rsid w:val="00B47C8F"/>
+    <w:rsid w:val="00266A5B"/>
     <w:pPr>
       <w:keepNext/>
       <w:keepLines/>
@@ -6711,7 +7247,7 @@
     <w:uiPriority w:val="9"/>
     <w:unhideWhenUsed/>
     <w:qFormat/>
-    <w:rsid w:val="00B47C8F"/>
+    <w:rsid w:val="00266A5B"/>
     <w:pPr>
       <w:keepNext/>
       <w:keepLines/>
@@ -6734,7 +7270,7 @@
     <w:semiHidden/>
     <w:unhideWhenUsed/>
     <w:qFormat/>
-    <w:rsid w:val="00B47C8F"/>
+    <w:rsid w:val="00266A5B"/>
     <w:pPr>
       <w:keepNext/>
       <w:keepLines/>
@@ -6755,11 +7291,11 @@
     <w:semiHidden/>
     <w:unhideWhenUsed/>
     <w:qFormat/>
-    <w:rsid w:val="00B47C8F"/>
+    <w:rsid w:val="00266A5B"/>
     <w:pPr>
       <w:keepNext/>
       <w:keepLines/>
-      <w:spacing w:before="40"/>
+      <w:spacing w:before="40" w:after="0"/>
       <w:outlineLvl w:val="5"/>
     </w:pPr>
     <w:rPr>
@@ -6778,11 +7314,11 @@
     <w:semiHidden/>
     <w:unhideWhenUsed/>
     <w:qFormat/>
-    <w:rsid w:val="00B47C8F"/>
+    <w:rsid w:val="00266A5B"/>
     <w:pPr>
       <w:keepNext/>
       <w:keepLines/>
-      <w:spacing w:before="40"/>
+      <w:spacing w:before="40" w:after="0"/>
       <w:outlineLvl w:val="6"/>
     </w:pPr>
     <w:rPr>
@@ -6799,10 +7335,11 @@
     <w:semiHidden/>
     <w:unhideWhenUsed/>
     <w:qFormat/>
-    <w:rsid w:val="00B47C8F"/>
+    <w:rsid w:val="00266A5B"/>
     <w:pPr>
       <w:keepNext/>
       <w:keepLines/>
+      <w:spacing w:after="0"/>
       <w:outlineLvl w:val="7"/>
     </w:pPr>
     <w:rPr>
@@ -6821,10 +7358,11 @@
     <w:semiHidden/>
     <w:unhideWhenUsed/>
     <w:qFormat/>
-    <w:rsid w:val="00B47C8F"/>
+    <w:rsid w:val="00266A5B"/>
     <w:pPr>
       <w:keepNext/>
       <w:keepLines/>
+      <w:spacing w:after="0"/>
       <w:outlineLvl w:val="8"/>
     </w:pPr>
     <w:rPr>
@@ -6864,7 +7402,7 @@
     <w:basedOn w:val="DefaultParagraphFont"/>
     <w:link w:val="Heading1"/>
     <w:uiPriority w:val="9"/>
-    <w:rsid w:val="00B47C8F"/>
+    <w:rsid w:val="00266A5B"/>
     <w:rPr>
       <w:rFonts w:asciiTheme="majorHAnsi" w:eastAsiaTheme="majorEastAsia" w:hAnsiTheme="majorHAnsi" w:cstheme="majorBidi"/>
       <w:color w:val="2F5496" w:themeColor="accent1" w:themeShade="BF"/>
@@ -6877,7 +7415,7 @@
     <w:basedOn w:val="DefaultParagraphFont"/>
     <w:link w:val="Heading2"/>
     <w:uiPriority w:val="9"/>
-    <w:rsid w:val="00B47C8F"/>
+    <w:rsid w:val="00266A5B"/>
     <w:rPr>
       <w:rFonts w:asciiTheme="majorHAnsi" w:eastAsiaTheme="majorEastAsia" w:hAnsiTheme="majorHAnsi" w:cstheme="majorBidi"/>
       <w:color w:val="2F5496" w:themeColor="accent1" w:themeShade="BF"/>
@@ -6890,7 +7428,7 @@
     <w:basedOn w:val="DefaultParagraphFont"/>
     <w:link w:val="Heading3"/>
     <w:uiPriority w:val="9"/>
-    <w:rsid w:val="00B47C8F"/>
+    <w:rsid w:val="00266A5B"/>
     <w:rPr>
       <w:rFonts w:eastAsiaTheme="majorEastAsia" w:cstheme="majorBidi"/>
       <w:color w:val="2F5496" w:themeColor="accent1" w:themeShade="BF"/>
@@ -6903,7 +7441,7 @@
     <w:basedOn w:val="DefaultParagraphFont"/>
     <w:link w:val="Heading4"/>
     <w:uiPriority w:val="9"/>
-    <w:rsid w:val="00B47C8F"/>
+    <w:rsid w:val="00266A5B"/>
     <w:rPr>
       <w:rFonts w:eastAsiaTheme="majorEastAsia" w:cstheme="majorBidi"/>
       <w:i/>
@@ -6917,7 +7455,7 @@
     <w:link w:val="Heading5"/>
     <w:uiPriority w:val="9"/>
     <w:semiHidden/>
-    <w:rsid w:val="00B47C8F"/>
+    <w:rsid w:val="00266A5B"/>
     <w:rPr>
       <w:rFonts w:eastAsiaTheme="majorEastAsia" w:cstheme="majorBidi"/>
       <w:color w:val="2F5496" w:themeColor="accent1" w:themeShade="BF"/>
@@ -6929,7 +7467,7 @@
     <w:link w:val="Heading6"/>
     <w:uiPriority w:val="9"/>
     <w:semiHidden/>
-    <w:rsid w:val="00B47C8F"/>
+    <w:rsid w:val="00266A5B"/>
     <w:rPr>
       <w:rFonts w:eastAsiaTheme="majorEastAsia" w:cstheme="majorBidi"/>
       <w:i/>
@@ -6943,7 +7481,7 @@
     <w:link w:val="Heading7"/>
     <w:uiPriority w:val="9"/>
     <w:semiHidden/>
-    <w:rsid w:val="00B47C8F"/>
+    <w:rsid w:val="00266A5B"/>
     <w:rPr>
       <w:rFonts w:eastAsiaTheme="majorEastAsia" w:cstheme="majorBidi"/>
       <w:color w:val="595959" w:themeColor="text1" w:themeTint="A6"/>
@@ -6955,7 +7493,7 @@
     <w:link w:val="Heading8"/>
     <w:uiPriority w:val="9"/>
     <w:semiHidden/>
-    <w:rsid w:val="00B47C8F"/>
+    <w:rsid w:val="00266A5B"/>
     <w:rPr>
       <w:rFonts w:eastAsiaTheme="majorEastAsia" w:cstheme="majorBidi"/>
       <w:i/>
@@ -6969,7 +7507,7 @@
     <w:link w:val="Heading9"/>
     <w:uiPriority w:val="9"/>
     <w:semiHidden/>
-    <w:rsid w:val="00B47C8F"/>
+    <w:rsid w:val="00266A5B"/>
     <w:rPr>
       <w:rFonts w:eastAsiaTheme="majorEastAsia" w:cstheme="majorBidi"/>
       <w:color w:val="272727" w:themeColor="text1" w:themeTint="D8"/>
@@ -6982,7 +7520,7 @@
     <w:link w:val="TitleChar"/>
     <w:uiPriority w:val="10"/>
     <w:qFormat/>
-    <w:rsid w:val="00B47C8F"/>
+    <w:rsid w:val="00266A5B"/>
     <w:pPr>
       <w:spacing w:after="80" w:line="240" w:lineRule="auto"/>
       <w:contextualSpacing/>
@@ -7000,7 +7538,7 @@
     <w:basedOn w:val="DefaultParagraphFont"/>
     <w:link w:val="Title"/>
     <w:uiPriority w:val="10"/>
-    <w:rsid w:val="00B47C8F"/>
+    <w:rsid w:val="00266A5B"/>
     <w:rPr>
       <w:rFonts w:asciiTheme="majorHAnsi" w:eastAsiaTheme="majorEastAsia" w:hAnsiTheme="majorHAnsi" w:cstheme="majorBidi"/>
       <w:spacing w:val="-10"/>
@@ -7016,7 +7554,7 @@
     <w:link w:val="SubtitleChar"/>
     <w:uiPriority w:val="11"/>
     <w:qFormat/>
-    <w:rsid w:val="00B47C8F"/>
+    <w:rsid w:val="00266A5B"/>
     <w:pPr>
       <w:numPr>
         <w:ilvl w:val="1"/>
@@ -7035,7 +7573,7 @@
     <w:basedOn w:val="DefaultParagraphFont"/>
     <w:link w:val="Subtitle"/>
     <w:uiPriority w:val="11"/>
-    <w:rsid w:val="00B47C8F"/>
+    <w:rsid w:val="00266A5B"/>
     <w:rPr>
       <w:rFonts w:eastAsiaTheme="majorEastAsia" w:cstheme="majorBidi"/>
       <w:color w:val="595959" w:themeColor="text1" w:themeTint="A6"/>
@@ -7051,7 +7589,7 @@
     <w:link w:val="QuoteChar"/>
     <w:uiPriority w:val="29"/>
     <w:qFormat/>
-    <w:rsid w:val="00B47C8F"/>
+    <w:rsid w:val="00266A5B"/>
     <w:pPr>
       <w:spacing w:before="160"/>
       <w:jc w:val="center"/>
@@ -7067,7 +7605,7 @@
     <w:basedOn w:val="DefaultParagraphFont"/>
     <w:link w:val="Quote"/>
     <w:uiPriority w:val="29"/>
-    <w:rsid w:val="00B47C8F"/>
+    <w:rsid w:val="00266A5B"/>
     <w:rPr>
       <w:i/>
       <w:iCs/>
@@ -7079,7 +7617,7 @@
     <w:basedOn w:val="Normal"/>
     <w:uiPriority w:val="34"/>
     <w:qFormat/>
-    <w:rsid w:val="00B47C8F"/>
+    <w:rsid w:val="00266A5B"/>
     <w:pPr>
       <w:ind w:left="720"/>
       <w:contextualSpacing/>
@@ -7090,7 +7628,7 @@
     <w:basedOn w:val="DefaultParagraphFont"/>
     <w:uiPriority w:val="21"/>
     <w:qFormat/>
-    <w:rsid w:val="00B47C8F"/>
+    <w:rsid w:val="00266A5B"/>
     <w:rPr>
       <w:i/>
       <w:iCs/>
@@ -7104,7 +7642,7 @@
     <w:link w:val="IntenseQuoteChar"/>
     <w:uiPriority w:val="30"/>
     <w:qFormat/>
-    <w:rsid w:val="00B47C8F"/>
+    <w:rsid w:val="00266A5B"/>
     <w:pPr>
       <w:pBdr>
         <w:top w:val="single" w:sz="4" w:space="10" w:color="2F5496" w:themeColor="accent1" w:themeShade="BF"/>
@@ -7125,7 +7663,7 @@
     <w:basedOn w:val="DefaultParagraphFont"/>
     <w:link w:val="IntenseQuote"/>
     <w:uiPriority w:val="30"/>
-    <w:rsid w:val="00B47C8F"/>
+    <w:rsid w:val="00266A5B"/>
     <w:rPr>
       <w:i/>
       <w:iCs/>
@@ -7137,7 +7675,7 @@
     <w:basedOn w:val="DefaultParagraphFont"/>
     <w:uiPriority w:val="32"/>
     <w:qFormat/>
-    <w:rsid w:val="00B47C8F"/>
+    <w:rsid w:val="00266A5B"/>
     <w:rPr>
       <w:b/>
       <w:bCs/>
